--- a/lessons/01/RaspberryPi4GettingStarted.Activity.docx
+++ b/lessons/01/RaspberryPi4GettingStarted.Activity.docx
@@ -1,6 +1,6 @@
 
 <file path=word/document.xml><?xml version="1.0" encoding="utf-8"?>
-<w:document xmlns:wpc="http://schemas.microsoft.com/office/word/2010/wordprocessingCanvas" xmlns:cx="http://schemas.microsoft.com/office/drawing/2014/chartex" xmlns:cx1="http://schemas.microsoft.com/office/drawing/2015/9/8/chartex" xmlns:cx2="http://schemas.microsoft.com/office/drawing/2015/10/21/chartex" xmlns:cx3="http://schemas.microsoft.com/office/drawing/2016/5/9/chartex" xmlns:cx4="http://schemas.microsoft.com/office/drawing/2016/5/10/chartex" xmlns:cx5="http://schemas.microsoft.com/office/drawing/2016/5/11/chartex" xmlns:cx6="http://schemas.microsoft.com/office/drawing/2016/5/12/chartex" xmlns:cx7="http://schemas.microsoft.com/office/drawing/2016/5/13/chartex" xmlns:cx8="http://schemas.microsoft.com/office/drawing/2016/5/14/chartex" xmlns:mc="http://schemas.openxmlformats.org/markup-compatibility/2006" xmlns:aink="http://schemas.microsoft.com/office/drawing/2016/ink" xmlns:am3d="http://schemas.microsoft.com/office/drawing/2017/model3d" xmlns:o="urn:schemas-microsoft-com:office:office" xmlns:r="http://schemas.openxmlformats.org/officeDocument/2006/relationships" xmlns:m="http://schemas.openxmlformats.org/officeDocument/2006/math" xmlns:v="urn:schemas-microsoft-com:vml" xmlns:wp14="http://schemas.microsoft.com/office/word/2010/wordprocessingDrawing" xmlns:wp="http://schemas.openxmlformats.org/drawingml/2006/wordprocessingDrawing" xmlns:w10="urn:schemas-microsoft-com:office:word" xmlns:w="http://schemas.openxmlformats.org/wordprocessingml/2006/main" xmlns:w14="http://schemas.microsoft.com/office/word/2010/wordml" xmlns:w15="http://schemas.microsoft.com/office/word/2012/wordml" xmlns:w16cex="http://schemas.microsoft.com/office/word/2018/wordml/cex" xmlns:w16cid="http://schemas.microsoft.com/office/word/2016/wordml/cid" xmlns:w16="http://schemas.microsoft.com/office/word/2018/wordml" xmlns:w16se="http://schemas.microsoft.com/office/word/2015/wordml/symex" xmlns:wpg="http://schemas.microsoft.com/office/word/2010/wordprocessingGroup" xmlns:wpi="http://schemas.microsoft.com/office/word/2010/wordprocessingInk" xmlns:wne="http://schemas.microsoft.com/office/word/2006/wordml" xmlns:wps="http://schemas.microsoft.com/office/word/2010/wordprocessingShape" mc:Ignorable="w14 w15 w16se w16cid w16 w16cex wp14">
+<w:document xmlns:wpc="http://schemas.microsoft.com/office/word/2010/wordprocessingCanvas" xmlns:cx="http://schemas.microsoft.com/office/drawing/2014/chartex" xmlns:cx1="http://schemas.microsoft.com/office/drawing/2015/9/8/chartex" xmlns:cx2="http://schemas.microsoft.com/office/drawing/2015/10/21/chartex" xmlns:cx3="http://schemas.microsoft.com/office/drawing/2016/5/9/chartex" xmlns:cx4="http://schemas.microsoft.com/office/drawing/2016/5/10/chartex" xmlns:cx5="http://schemas.microsoft.com/office/drawing/2016/5/11/chartex" xmlns:cx6="http://schemas.microsoft.com/office/drawing/2016/5/12/chartex" xmlns:cx7="http://schemas.microsoft.com/office/drawing/2016/5/13/chartex" xmlns:cx8="http://schemas.microsoft.com/office/drawing/2016/5/14/chartex" xmlns:mc="http://schemas.openxmlformats.org/markup-compatibility/2006" xmlns:aink="http://schemas.microsoft.com/office/drawing/2016/ink" xmlns:am3d="http://schemas.microsoft.com/office/drawing/2017/model3d" xmlns:o="urn:schemas-microsoft-com:office:office" xmlns:oel="http://schemas.microsoft.com/office/2019/extlst" xmlns:r="http://schemas.openxmlformats.org/officeDocument/2006/relationships" xmlns:m="http://schemas.openxmlformats.org/officeDocument/2006/math" xmlns:v="urn:schemas-microsoft-com:vml" xmlns:wp14="http://schemas.microsoft.com/office/word/2010/wordprocessingDrawing" xmlns:wp="http://schemas.openxmlformats.org/drawingml/2006/wordprocessingDrawing" xmlns:w10="urn:schemas-microsoft-com:office:word" xmlns:w="http://schemas.openxmlformats.org/wordprocessingml/2006/main" xmlns:w14="http://schemas.microsoft.com/office/word/2010/wordml" xmlns:w15="http://schemas.microsoft.com/office/word/2012/wordml" xmlns:w16cex="http://schemas.microsoft.com/office/word/2018/wordml/cex" xmlns:w16cid="http://schemas.microsoft.com/office/word/2016/wordml/cid" xmlns:w16="http://schemas.microsoft.com/office/word/2018/wordml" xmlns:w16sdtdh="http://schemas.microsoft.com/office/word/2020/wordml/sdtdatahash" xmlns:w16se="http://schemas.microsoft.com/office/word/2015/wordml/symex" xmlns:wpg="http://schemas.microsoft.com/office/word/2010/wordprocessingGroup" xmlns:wpi="http://schemas.microsoft.com/office/word/2010/wordprocessingInk" xmlns:wne="http://schemas.microsoft.com/office/word/2006/wordml" xmlns:wps="http://schemas.microsoft.com/office/word/2010/wordprocessingShape" mc:Ignorable="w14 w15 w16se w16cid w16 w16cex w16sdtdh wp14">
   <w:body>
     <w:p>
       <w:pPr>
@@ -43,7 +43,13 @@
         <w:rPr>
           <w:rFonts w:cs="Cavolini"/>
         </w:rPr>
-        <w:t>.0</w:t>
+        <w:t>.</w:t>
+      </w:r>
+      <w:r>
+        <w:rPr>
+          <w:rFonts w:cs="Cavolini"/>
+        </w:rPr>
+        <w:t>1</w:t>
       </w:r>
     </w:p>
     <w:p>
@@ -77,39 +83,7 @@
             <w:sz w:val="24"/>
             <w:szCs w:val="24"/>
           </w:rPr>
-          <w:t>Raspberry P</w:t>
-        </w:r>
-        <w:r>
-          <w:rPr>
-            <w:rStyle w:val="Hyperlink"/>
-            <w:sz w:val="24"/>
-            <w:szCs w:val="24"/>
-          </w:rPr>
-          <w:t>i</w:t>
-        </w:r>
-        <w:r>
-          <w:rPr>
-            <w:rStyle w:val="Hyperlink"/>
-            <w:sz w:val="24"/>
-            <w:szCs w:val="24"/>
-          </w:rPr>
-          <w:t xml:space="preserve"> Get</w:t>
-        </w:r>
-        <w:r>
-          <w:rPr>
-            <w:rStyle w:val="Hyperlink"/>
-            <w:sz w:val="24"/>
-            <w:szCs w:val="24"/>
-          </w:rPr>
-          <w:t>t</w:t>
-        </w:r>
-        <w:r>
-          <w:rPr>
-            <w:rStyle w:val="Hyperlink"/>
-            <w:sz w:val="24"/>
-            <w:szCs w:val="24"/>
-          </w:rPr>
-          <w:t>ing Started</w:t>
+          <w:t>Raspberry Pi Getting Started</w:t>
         </w:r>
       </w:hyperlink>
     </w:p>
@@ -176,15 +150,7 @@
         <w:spacing w:before="240"/>
       </w:pPr>
       <w:r>
-        <w:t xml:space="preserve">This Raspberry Pi comes in three memory options. List each option along with its current price. Search Amazon for current pricing. Try to locate a link for only the Pi computer and not the </w:t>
-      </w:r>
-      <w:proofErr w:type="spellStart"/>
-      <w:r>
-        <w:t>CanaKit</w:t>
-      </w:r>
-      <w:proofErr w:type="spellEnd"/>
-      <w:r>
-        <w:t xml:space="preserve"> solution discussed in the video.</w:t>
+        <w:t>This Raspberry Pi comes in three memory options. List each option along with its current price. Search Amazon for current pricing. Try to locate a link for only the Pi computer and not the CanaKit solution discussed in the video.</w:t>
       </w:r>
     </w:p>
     <w:tbl>
@@ -1111,7 +1077,7 @@
 </file>
 
 <file path=word/endnotes.xml><?xml version="1.0" encoding="utf-8"?>
-<w:endnotes xmlns:wpc="http://schemas.microsoft.com/office/word/2010/wordprocessingCanvas" xmlns:cx="http://schemas.microsoft.com/office/drawing/2014/chartex" xmlns:cx1="http://schemas.microsoft.com/office/drawing/2015/9/8/chartex" xmlns:cx2="http://schemas.microsoft.com/office/drawing/2015/10/21/chartex" xmlns:cx3="http://schemas.microsoft.com/office/drawing/2016/5/9/chartex" xmlns:cx4="http://schemas.microsoft.com/office/drawing/2016/5/10/chartex" xmlns:cx5="http://schemas.microsoft.com/office/drawing/2016/5/11/chartex" xmlns:cx6="http://schemas.microsoft.com/office/drawing/2016/5/12/chartex" xmlns:cx7="http://schemas.microsoft.com/office/drawing/2016/5/13/chartex" xmlns:cx8="http://schemas.microsoft.com/office/drawing/2016/5/14/chartex" xmlns:mc="http://schemas.openxmlformats.org/markup-compatibility/2006" xmlns:aink="http://schemas.microsoft.com/office/drawing/2016/ink" xmlns:am3d="http://schemas.microsoft.com/office/drawing/2017/model3d" xmlns:o="urn:schemas-microsoft-com:office:office" xmlns:r="http://schemas.openxmlformats.org/officeDocument/2006/relationships" xmlns:m="http://schemas.openxmlformats.org/officeDocument/2006/math" xmlns:v="urn:schemas-microsoft-com:vml" xmlns:wp14="http://schemas.microsoft.com/office/word/2010/wordprocessingDrawing" xmlns:wp="http://schemas.openxmlformats.org/drawingml/2006/wordprocessingDrawing" xmlns:w10="urn:schemas-microsoft-com:office:word" xmlns:w="http://schemas.openxmlformats.org/wordprocessingml/2006/main" xmlns:w14="http://schemas.microsoft.com/office/word/2010/wordml" xmlns:w15="http://schemas.microsoft.com/office/word/2012/wordml" xmlns:w16cex="http://schemas.microsoft.com/office/word/2018/wordml/cex" xmlns:w16cid="http://schemas.microsoft.com/office/word/2016/wordml/cid" xmlns:w16="http://schemas.microsoft.com/office/word/2018/wordml" xmlns:w16se="http://schemas.microsoft.com/office/word/2015/wordml/symex" xmlns:wpg="http://schemas.microsoft.com/office/word/2010/wordprocessingGroup" xmlns:wpi="http://schemas.microsoft.com/office/word/2010/wordprocessingInk" xmlns:wne="http://schemas.microsoft.com/office/word/2006/wordml" xmlns:wps="http://schemas.microsoft.com/office/word/2010/wordprocessingShape" mc:Ignorable="w14 w15 w16se w16cid w16 w16cex wp14">
+<w:endnotes xmlns:wpc="http://schemas.microsoft.com/office/word/2010/wordprocessingCanvas" xmlns:cx="http://schemas.microsoft.com/office/drawing/2014/chartex" xmlns:cx1="http://schemas.microsoft.com/office/drawing/2015/9/8/chartex" xmlns:cx2="http://schemas.microsoft.com/office/drawing/2015/10/21/chartex" xmlns:cx3="http://schemas.microsoft.com/office/drawing/2016/5/9/chartex" xmlns:cx4="http://schemas.microsoft.com/office/drawing/2016/5/10/chartex" xmlns:cx5="http://schemas.microsoft.com/office/drawing/2016/5/11/chartex" xmlns:cx6="http://schemas.microsoft.com/office/drawing/2016/5/12/chartex" xmlns:cx7="http://schemas.microsoft.com/office/drawing/2016/5/13/chartex" xmlns:cx8="http://schemas.microsoft.com/office/drawing/2016/5/14/chartex" xmlns:mc="http://schemas.openxmlformats.org/markup-compatibility/2006" xmlns:aink="http://schemas.microsoft.com/office/drawing/2016/ink" xmlns:am3d="http://schemas.microsoft.com/office/drawing/2017/model3d" xmlns:o="urn:schemas-microsoft-com:office:office" xmlns:oel="http://schemas.microsoft.com/office/2019/extlst" xmlns:r="http://schemas.openxmlformats.org/officeDocument/2006/relationships" xmlns:m="http://schemas.openxmlformats.org/officeDocument/2006/math" xmlns:v="urn:schemas-microsoft-com:vml" xmlns:wp14="http://schemas.microsoft.com/office/word/2010/wordprocessingDrawing" xmlns:wp="http://schemas.openxmlformats.org/drawingml/2006/wordprocessingDrawing" xmlns:w10="urn:schemas-microsoft-com:office:word" xmlns:w="http://schemas.openxmlformats.org/wordprocessingml/2006/main" xmlns:w14="http://schemas.microsoft.com/office/word/2010/wordml" xmlns:w15="http://schemas.microsoft.com/office/word/2012/wordml" xmlns:w16cex="http://schemas.microsoft.com/office/word/2018/wordml/cex" xmlns:w16cid="http://schemas.microsoft.com/office/word/2016/wordml/cid" xmlns:w16="http://schemas.microsoft.com/office/word/2018/wordml" xmlns:w16sdtdh="http://schemas.microsoft.com/office/word/2020/wordml/sdtdatahash" xmlns:w16se="http://schemas.microsoft.com/office/word/2015/wordml/symex" xmlns:wpg="http://schemas.microsoft.com/office/word/2010/wordprocessingGroup" xmlns:wpi="http://schemas.microsoft.com/office/word/2010/wordprocessingInk" xmlns:wne="http://schemas.microsoft.com/office/word/2006/wordml" xmlns:wps="http://schemas.microsoft.com/office/word/2010/wordprocessingShape" mc:Ignorable="w14 w15 w16se w16cid w16 w16cex w16sdtdh wp14">
   <w:endnote w:type="separator" w:id="-1">
     <w:p>
       <w:pPr>
@@ -1136,7 +1102,7 @@
 </file>
 
 <file path=word/footer1.xml><?xml version="1.0" encoding="utf-8"?>
-<w:ftr xmlns:wpc="http://schemas.microsoft.com/office/word/2010/wordprocessingCanvas" xmlns:cx="http://schemas.microsoft.com/office/drawing/2014/chartex" xmlns:cx1="http://schemas.microsoft.com/office/drawing/2015/9/8/chartex" xmlns:cx2="http://schemas.microsoft.com/office/drawing/2015/10/21/chartex" xmlns:cx3="http://schemas.microsoft.com/office/drawing/2016/5/9/chartex" xmlns:cx4="http://schemas.microsoft.com/office/drawing/2016/5/10/chartex" xmlns:cx5="http://schemas.microsoft.com/office/drawing/2016/5/11/chartex" xmlns:cx6="http://schemas.microsoft.com/office/drawing/2016/5/12/chartex" xmlns:cx7="http://schemas.microsoft.com/office/drawing/2016/5/13/chartex" xmlns:cx8="http://schemas.microsoft.com/office/drawing/2016/5/14/chartex" xmlns:mc="http://schemas.openxmlformats.org/markup-compatibility/2006" xmlns:aink="http://schemas.microsoft.com/office/drawing/2016/ink" xmlns:am3d="http://schemas.microsoft.com/office/drawing/2017/model3d" xmlns:o="urn:schemas-microsoft-com:office:office" xmlns:r="http://schemas.openxmlformats.org/officeDocument/2006/relationships" xmlns:m="http://schemas.openxmlformats.org/officeDocument/2006/math" xmlns:v="urn:schemas-microsoft-com:vml" xmlns:wp14="http://schemas.microsoft.com/office/word/2010/wordprocessingDrawing" xmlns:wp="http://schemas.openxmlformats.org/drawingml/2006/wordprocessingDrawing" xmlns:w10="urn:schemas-microsoft-com:office:word" xmlns:w="http://schemas.openxmlformats.org/wordprocessingml/2006/main" xmlns:w14="http://schemas.microsoft.com/office/word/2010/wordml" xmlns:w15="http://schemas.microsoft.com/office/word/2012/wordml" xmlns:w16cex="http://schemas.microsoft.com/office/word/2018/wordml/cex" xmlns:w16cid="http://schemas.microsoft.com/office/word/2016/wordml/cid" xmlns:w16="http://schemas.microsoft.com/office/word/2018/wordml" xmlns:w16se="http://schemas.microsoft.com/office/word/2015/wordml/symex" xmlns:wpg="http://schemas.microsoft.com/office/word/2010/wordprocessingGroup" xmlns:wpi="http://schemas.microsoft.com/office/word/2010/wordprocessingInk" xmlns:wne="http://schemas.microsoft.com/office/word/2006/wordml" xmlns:wps="http://schemas.microsoft.com/office/word/2010/wordprocessingShape" mc:Ignorable="w14 w15 w16se w16cid w16 w16cex wp14">
+<w:ftr xmlns:wpc="http://schemas.microsoft.com/office/word/2010/wordprocessingCanvas" xmlns:cx="http://schemas.microsoft.com/office/drawing/2014/chartex" xmlns:cx1="http://schemas.microsoft.com/office/drawing/2015/9/8/chartex" xmlns:cx2="http://schemas.microsoft.com/office/drawing/2015/10/21/chartex" xmlns:cx3="http://schemas.microsoft.com/office/drawing/2016/5/9/chartex" xmlns:cx4="http://schemas.microsoft.com/office/drawing/2016/5/10/chartex" xmlns:cx5="http://schemas.microsoft.com/office/drawing/2016/5/11/chartex" xmlns:cx6="http://schemas.microsoft.com/office/drawing/2016/5/12/chartex" xmlns:cx7="http://schemas.microsoft.com/office/drawing/2016/5/13/chartex" xmlns:cx8="http://schemas.microsoft.com/office/drawing/2016/5/14/chartex" xmlns:mc="http://schemas.openxmlformats.org/markup-compatibility/2006" xmlns:aink="http://schemas.microsoft.com/office/drawing/2016/ink" xmlns:am3d="http://schemas.microsoft.com/office/drawing/2017/model3d" xmlns:o="urn:schemas-microsoft-com:office:office" xmlns:oel="http://schemas.microsoft.com/office/2019/extlst" xmlns:r="http://schemas.openxmlformats.org/officeDocument/2006/relationships" xmlns:m="http://schemas.openxmlformats.org/officeDocument/2006/math" xmlns:v="urn:schemas-microsoft-com:vml" xmlns:wp14="http://schemas.microsoft.com/office/word/2010/wordprocessingDrawing" xmlns:wp="http://schemas.openxmlformats.org/drawingml/2006/wordprocessingDrawing" xmlns:w10="urn:schemas-microsoft-com:office:word" xmlns:w="http://schemas.openxmlformats.org/wordprocessingml/2006/main" xmlns:w14="http://schemas.microsoft.com/office/word/2010/wordml" xmlns:w15="http://schemas.microsoft.com/office/word/2012/wordml" xmlns:w16cex="http://schemas.microsoft.com/office/word/2018/wordml/cex" xmlns:w16cid="http://schemas.microsoft.com/office/word/2016/wordml/cid" xmlns:w16="http://schemas.microsoft.com/office/word/2018/wordml" xmlns:w16sdtdh="http://schemas.microsoft.com/office/word/2020/wordml/sdtdatahash" xmlns:w16se="http://schemas.microsoft.com/office/word/2015/wordml/symex" xmlns:wpg="http://schemas.microsoft.com/office/word/2010/wordprocessingGroup" xmlns:wpi="http://schemas.microsoft.com/office/word/2010/wordprocessingInk" xmlns:wne="http://schemas.microsoft.com/office/word/2006/wordml" xmlns:wps="http://schemas.microsoft.com/office/word/2010/wordprocessingShape" mc:Ignorable="w14 w15 w16se w16cid w16 w16cex w16sdtdh wp14">
   <w:sdt>
     <w:sdtPr>
       <w:id w:val="973801655"/>
@@ -1205,7 +1171,7 @@
 </file>
 
 <file path=word/footnotes.xml><?xml version="1.0" encoding="utf-8"?>
-<w:footnotes xmlns:wpc="http://schemas.microsoft.com/office/word/2010/wordprocessingCanvas" xmlns:cx="http://schemas.microsoft.com/office/drawing/2014/chartex" xmlns:cx1="http://schemas.microsoft.com/office/drawing/2015/9/8/chartex" xmlns:cx2="http://schemas.microsoft.com/office/drawing/2015/10/21/chartex" xmlns:cx3="http://schemas.microsoft.com/office/drawing/2016/5/9/chartex" xmlns:cx4="http://schemas.microsoft.com/office/drawing/2016/5/10/chartex" xmlns:cx5="http://schemas.microsoft.com/office/drawing/2016/5/11/chartex" xmlns:cx6="http://schemas.microsoft.com/office/drawing/2016/5/12/chartex" xmlns:cx7="http://schemas.microsoft.com/office/drawing/2016/5/13/chartex" xmlns:cx8="http://schemas.microsoft.com/office/drawing/2016/5/14/chartex" xmlns:mc="http://schemas.openxmlformats.org/markup-compatibility/2006" xmlns:aink="http://schemas.microsoft.com/office/drawing/2016/ink" xmlns:am3d="http://schemas.microsoft.com/office/drawing/2017/model3d" xmlns:o="urn:schemas-microsoft-com:office:office" xmlns:r="http://schemas.openxmlformats.org/officeDocument/2006/relationships" xmlns:m="http://schemas.openxmlformats.org/officeDocument/2006/math" xmlns:v="urn:schemas-microsoft-com:vml" xmlns:wp14="http://schemas.microsoft.com/office/word/2010/wordprocessingDrawing" xmlns:wp="http://schemas.openxmlformats.org/drawingml/2006/wordprocessingDrawing" xmlns:w10="urn:schemas-microsoft-com:office:word" xmlns:w="http://schemas.openxmlformats.org/wordprocessingml/2006/main" xmlns:w14="http://schemas.microsoft.com/office/word/2010/wordml" xmlns:w15="http://schemas.microsoft.com/office/word/2012/wordml" xmlns:w16cex="http://schemas.microsoft.com/office/word/2018/wordml/cex" xmlns:w16cid="http://schemas.microsoft.com/office/word/2016/wordml/cid" xmlns:w16="http://schemas.microsoft.com/office/word/2018/wordml" xmlns:w16se="http://schemas.microsoft.com/office/word/2015/wordml/symex" xmlns:wpg="http://schemas.microsoft.com/office/word/2010/wordprocessingGroup" xmlns:wpi="http://schemas.microsoft.com/office/word/2010/wordprocessingInk" xmlns:wne="http://schemas.microsoft.com/office/word/2006/wordml" xmlns:wps="http://schemas.microsoft.com/office/word/2010/wordprocessingShape" mc:Ignorable="w14 w15 w16se w16cid w16 w16cex wp14">
+<w:footnotes xmlns:wpc="http://schemas.microsoft.com/office/word/2010/wordprocessingCanvas" xmlns:cx="http://schemas.microsoft.com/office/drawing/2014/chartex" xmlns:cx1="http://schemas.microsoft.com/office/drawing/2015/9/8/chartex" xmlns:cx2="http://schemas.microsoft.com/office/drawing/2015/10/21/chartex" xmlns:cx3="http://schemas.microsoft.com/office/drawing/2016/5/9/chartex" xmlns:cx4="http://schemas.microsoft.com/office/drawing/2016/5/10/chartex" xmlns:cx5="http://schemas.microsoft.com/office/drawing/2016/5/11/chartex" xmlns:cx6="http://schemas.microsoft.com/office/drawing/2016/5/12/chartex" xmlns:cx7="http://schemas.microsoft.com/office/drawing/2016/5/13/chartex" xmlns:cx8="http://schemas.microsoft.com/office/drawing/2016/5/14/chartex" xmlns:mc="http://schemas.openxmlformats.org/markup-compatibility/2006" xmlns:aink="http://schemas.microsoft.com/office/drawing/2016/ink" xmlns:am3d="http://schemas.microsoft.com/office/drawing/2017/model3d" xmlns:o="urn:schemas-microsoft-com:office:office" xmlns:oel="http://schemas.microsoft.com/office/2019/extlst" xmlns:r="http://schemas.openxmlformats.org/officeDocument/2006/relationships" xmlns:m="http://schemas.openxmlformats.org/officeDocument/2006/math" xmlns:v="urn:schemas-microsoft-com:vml" xmlns:wp14="http://schemas.microsoft.com/office/word/2010/wordprocessingDrawing" xmlns:wp="http://schemas.openxmlformats.org/drawingml/2006/wordprocessingDrawing" xmlns:w10="urn:schemas-microsoft-com:office:word" xmlns:w="http://schemas.openxmlformats.org/wordprocessingml/2006/main" xmlns:w14="http://schemas.microsoft.com/office/word/2010/wordml" xmlns:w15="http://schemas.microsoft.com/office/word/2012/wordml" xmlns:w16cex="http://schemas.microsoft.com/office/word/2018/wordml/cex" xmlns:w16cid="http://schemas.microsoft.com/office/word/2016/wordml/cid" xmlns:w16="http://schemas.microsoft.com/office/word/2018/wordml" xmlns:w16sdtdh="http://schemas.microsoft.com/office/word/2020/wordml/sdtdatahash" xmlns:w16se="http://schemas.microsoft.com/office/word/2015/wordml/symex" xmlns:wpg="http://schemas.microsoft.com/office/word/2010/wordprocessingGroup" xmlns:wpi="http://schemas.microsoft.com/office/word/2010/wordprocessingInk" xmlns:wne="http://schemas.microsoft.com/office/word/2006/wordml" xmlns:wps="http://schemas.microsoft.com/office/word/2010/wordprocessingShape" mc:Ignorable="w14 w15 w16se w16cid w16 w16cex w16sdtdh wp14">
   <w:footnote w:type="separator" w:id="-1">
     <w:p>
       <w:pPr>
@@ -1230,7 +1196,7 @@
 </file>
 
 <file path=word/header1.xml><?xml version="1.0" encoding="utf-8"?>
-<w:hdr xmlns:wpc="http://schemas.microsoft.com/office/word/2010/wordprocessingCanvas" xmlns:cx="http://schemas.microsoft.com/office/drawing/2014/chartex" xmlns:cx1="http://schemas.microsoft.com/office/drawing/2015/9/8/chartex" xmlns:cx2="http://schemas.microsoft.com/office/drawing/2015/10/21/chartex" xmlns:cx3="http://schemas.microsoft.com/office/drawing/2016/5/9/chartex" xmlns:cx4="http://schemas.microsoft.com/office/drawing/2016/5/10/chartex" xmlns:cx5="http://schemas.microsoft.com/office/drawing/2016/5/11/chartex" xmlns:cx6="http://schemas.microsoft.com/office/drawing/2016/5/12/chartex" xmlns:cx7="http://schemas.microsoft.com/office/drawing/2016/5/13/chartex" xmlns:cx8="http://schemas.microsoft.com/office/drawing/2016/5/14/chartex" xmlns:mc="http://schemas.openxmlformats.org/markup-compatibility/2006" xmlns:aink="http://schemas.microsoft.com/office/drawing/2016/ink" xmlns:am3d="http://schemas.microsoft.com/office/drawing/2017/model3d" xmlns:o="urn:schemas-microsoft-com:office:office" xmlns:r="http://schemas.openxmlformats.org/officeDocument/2006/relationships" xmlns:m="http://schemas.openxmlformats.org/officeDocument/2006/math" xmlns:v="urn:schemas-microsoft-com:vml" xmlns:wp14="http://schemas.microsoft.com/office/word/2010/wordprocessingDrawing" xmlns:wp="http://schemas.openxmlformats.org/drawingml/2006/wordprocessingDrawing" xmlns:w10="urn:schemas-microsoft-com:office:word" xmlns:w="http://schemas.openxmlformats.org/wordprocessingml/2006/main" xmlns:w14="http://schemas.microsoft.com/office/word/2010/wordml" xmlns:w15="http://schemas.microsoft.com/office/word/2012/wordml" xmlns:w16cex="http://schemas.microsoft.com/office/word/2018/wordml/cex" xmlns:w16cid="http://schemas.microsoft.com/office/word/2016/wordml/cid" xmlns:w16="http://schemas.microsoft.com/office/word/2018/wordml" xmlns:w16se="http://schemas.microsoft.com/office/word/2015/wordml/symex" xmlns:wpg="http://schemas.microsoft.com/office/word/2010/wordprocessingGroup" xmlns:wpi="http://schemas.microsoft.com/office/word/2010/wordprocessingInk" xmlns:wne="http://schemas.microsoft.com/office/word/2006/wordml" xmlns:wps="http://schemas.microsoft.com/office/word/2010/wordprocessingShape" mc:Ignorable="w14 w15 w16se w16cid w16 w16cex wp14">
+<w:hdr xmlns:wpc="http://schemas.microsoft.com/office/word/2010/wordprocessingCanvas" xmlns:cx="http://schemas.microsoft.com/office/drawing/2014/chartex" xmlns:cx1="http://schemas.microsoft.com/office/drawing/2015/9/8/chartex" xmlns:cx2="http://schemas.microsoft.com/office/drawing/2015/10/21/chartex" xmlns:cx3="http://schemas.microsoft.com/office/drawing/2016/5/9/chartex" xmlns:cx4="http://schemas.microsoft.com/office/drawing/2016/5/10/chartex" xmlns:cx5="http://schemas.microsoft.com/office/drawing/2016/5/11/chartex" xmlns:cx6="http://schemas.microsoft.com/office/drawing/2016/5/12/chartex" xmlns:cx7="http://schemas.microsoft.com/office/drawing/2016/5/13/chartex" xmlns:cx8="http://schemas.microsoft.com/office/drawing/2016/5/14/chartex" xmlns:mc="http://schemas.openxmlformats.org/markup-compatibility/2006" xmlns:aink="http://schemas.microsoft.com/office/drawing/2016/ink" xmlns:am3d="http://schemas.microsoft.com/office/drawing/2017/model3d" xmlns:o="urn:schemas-microsoft-com:office:office" xmlns:oel="http://schemas.microsoft.com/office/2019/extlst" xmlns:r="http://schemas.openxmlformats.org/officeDocument/2006/relationships" xmlns:m="http://schemas.openxmlformats.org/officeDocument/2006/math" xmlns:v="urn:schemas-microsoft-com:vml" xmlns:wp14="http://schemas.microsoft.com/office/word/2010/wordprocessingDrawing" xmlns:wp="http://schemas.openxmlformats.org/drawingml/2006/wordprocessingDrawing" xmlns:w10="urn:schemas-microsoft-com:office:word" xmlns:w="http://schemas.openxmlformats.org/wordprocessingml/2006/main" xmlns:w14="http://schemas.microsoft.com/office/word/2010/wordml" xmlns:w15="http://schemas.microsoft.com/office/word/2012/wordml" xmlns:w16cex="http://schemas.microsoft.com/office/word/2018/wordml/cex" xmlns:w16cid="http://schemas.microsoft.com/office/word/2016/wordml/cid" xmlns:w16="http://schemas.microsoft.com/office/word/2018/wordml" xmlns:w16sdtdh="http://schemas.microsoft.com/office/word/2020/wordml/sdtdatahash" xmlns:w16se="http://schemas.microsoft.com/office/word/2015/wordml/symex" xmlns:wpg="http://schemas.microsoft.com/office/word/2010/wordprocessingGroup" xmlns:wpi="http://schemas.microsoft.com/office/word/2010/wordprocessingInk" xmlns:wne="http://schemas.microsoft.com/office/word/2006/wordml" xmlns:wps="http://schemas.microsoft.com/office/word/2010/wordprocessingShape" mc:Ignorable="w14 w15 w16se w16cid w16 w16cex w16sdtdh wp14">
   <w:p>
     <w:pPr>
       <w:pStyle w:val="Heading1"/>
@@ -1250,7 +1216,7 @@
 </file>
 
 <file path=word/numbering.xml><?xml version="1.0" encoding="utf-8"?>
-<w:numbering xmlns:wpc="http://schemas.microsoft.com/office/word/2010/wordprocessingCanvas" xmlns:cx="http://schemas.microsoft.com/office/drawing/2014/chartex" xmlns:cx1="http://schemas.microsoft.com/office/drawing/2015/9/8/chartex" xmlns:cx2="http://schemas.microsoft.com/office/drawing/2015/10/21/chartex" xmlns:cx3="http://schemas.microsoft.com/office/drawing/2016/5/9/chartex" xmlns:cx4="http://schemas.microsoft.com/office/drawing/2016/5/10/chartex" xmlns:cx5="http://schemas.microsoft.com/office/drawing/2016/5/11/chartex" xmlns:cx6="http://schemas.microsoft.com/office/drawing/2016/5/12/chartex" xmlns:cx7="http://schemas.microsoft.com/office/drawing/2016/5/13/chartex" xmlns:cx8="http://schemas.microsoft.com/office/drawing/2016/5/14/chartex" xmlns:mc="http://schemas.openxmlformats.org/markup-compatibility/2006" xmlns:aink="http://schemas.microsoft.com/office/drawing/2016/ink" xmlns:am3d="http://schemas.microsoft.com/office/drawing/2017/model3d" xmlns:o="urn:schemas-microsoft-com:office:office" xmlns:r="http://schemas.openxmlformats.org/officeDocument/2006/relationships" xmlns:m="http://schemas.openxmlformats.org/officeDocument/2006/math" xmlns:v="urn:schemas-microsoft-com:vml" xmlns:wp14="http://schemas.microsoft.com/office/word/2010/wordprocessingDrawing" xmlns:wp="http://schemas.openxmlformats.org/drawingml/2006/wordprocessingDrawing" xmlns:w10="urn:schemas-microsoft-com:office:word" xmlns:w="http://schemas.openxmlformats.org/wordprocessingml/2006/main" xmlns:w14="http://schemas.microsoft.com/office/word/2010/wordml" xmlns:w15="http://schemas.microsoft.com/office/word/2012/wordml" xmlns:w16cex="http://schemas.microsoft.com/office/word/2018/wordml/cex" xmlns:w16cid="http://schemas.microsoft.com/office/word/2016/wordml/cid" xmlns:w16="http://schemas.microsoft.com/office/word/2018/wordml" xmlns:w16se="http://schemas.microsoft.com/office/word/2015/wordml/symex" xmlns:wpg="http://schemas.microsoft.com/office/word/2010/wordprocessingGroup" xmlns:wpi="http://schemas.microsoft.com/office/word/2010/wordprocessingInk" xmlns:wne="http://schemas.microsoft.com/office/word/2006/wordml" xmlns:wps="http://schemas.microsoft.com/office/word/2010/wordprocessingShape" mc:Ignorable="w14 w15 w16se w16cid w16 w16cex wp14">
+<w:numbering xmlns:wpc="http://schemas.microsoft.com/office/word/2010/wordprocessingCanvas" xmlns:cx="http://schemas.microsoft.com/office/drawing/2014/chartex" xmlns:cx1="http://schemas.microsoft.com/office/drawing/2015/9/8/chartex" xmlns:cx2="http://schemas.microsoft.com/office/drawing/2015/10/21/chartex" xmlns:cx3="http://schemas.microsoft.com/office/drawing/2016/5/9/chartex" xmlns:cx4="http://schemas.microsoft.com/office/drawing/2016/5/10/chartex" xmlns:cx5="http://schemas.microsoft.com/office/drawing/2016/5/11/chartex" xmlns:cx6="http://schemas.microsoft.com/office/drawing/2016/5/12/chartex" xmlns:cx7="http://schemas.microsoft.com/office/drawing/2016/5/13/chartex" xmlns:cx8="http://schemas.microsoft.com/office/drawing/2016/5/14/chartex" xmlns:mc="http://schemas.openxmlformats.org/markup-compatibility/2006" xmlns:aink="http://schemas.microsoft.com/office/drawing/2016/ink" xmlns:am3d="http://schemas.microsoft.com/office/drawing/2017/model3d" xmlns:o="urn:schemas-microsoft-com:office:office" xmlns:oel="http://schemas.microsoft.com/office/2019/extlst" xmlns:r="http://schemas.openxmlformats.org/officeDocument/2006/relationships" xmlns:m="http://schemas.openxmlformats.org/officeDocument/2006/math" xmlns:v="urn:schemas-microsoft-com:vml" xmlns:wp14="http://schemas.microsoft.com/office/word/2010/wordprocessingDrawing" xmlns:wp="http://schemas.openxmlformats.org/drawingml/2006/wordprocessingDrawing" xmlns:w10="urn:schemas-microsoft-com:office:word" xmlns:w="http://schemas.openxmlformats.org/wordprocessingml/2006/main" xmlns:w14="http://schemas.microsoft.com/office/word/2010/wordml" xmlns:w15="http://schemas.microsoft.com/office/word/2012/wordml" xmlns:w16cex="http://schemas.microsoft.com/office/word/2018/wordml/cex" xmlns:w16cid="http://schemas.microsoft.com/office/word/2016/wordml/cid" xmlns:w16="http://schemas.microsoft.com/office/word/2018/wordml" xmlns:w16sdtdh="http://schemas.microsoft.com/office/word/2020/wordml/sdtdatahash" xmlns:w16se="http://schemas.microsoft.com/office/word/2015/wordml/symex" xmlns:wpg="http://schemas.microsoft.com/office/word/2010/wordprocessingGroup" xmlns:wpi="http://schemas.microsoft.com/office/word/2010/wordprocessingInk" xmlns:wne="http://schemas.microsoft.com/office/word/2006/wordml" xmlns:wps="http://schemas.microsoft.com/office/word/2010/wordprocessingShape" mc:Ignorable="w14 w15 w16se w16cid w16 w16cex w16sdtdh wp14">
   <w:abstractNum w:abstractNumId="0" w15:restartNumberingAfterBreak="0">
     <w:nsid w:val="0B9B6B9F"/>
     <w:multiLevelType w:val="hybridMultilevel"/>
@@ -2569,56 +2535,56 @@
       </w:pPr>
     </w:lvl>
   </w:abstractNum>
-  <w:num w:numId="1">
+  <w:num w:numId="1" w16cid:durableId="429741701">
     <w:abstractNumId w:val="3"/>
   </w:num>
-  <w:num w:numId="2">
+  <w:num w:numId="2" w16cid:durableId="1407073173">
     <w:abstractNumId w:val="4"/>
   </w:num>
-  <w:num w:numId="3">
+  <w:num w:numId="3" w16cid:durableId="1533615486">
     <w:abstractNumId w:val="7"/>
   </w:num>
-  <w:num w:numId="4">
+  <w:num w:numId="4" w16cid:durableId="401488027">
     <w:abstractNumId w:val="13"/>
   </w:num>
-  <w:num w:numId="5">
+  <w:num w:numId="5" w16cid:durableId="1365908546">
     <w:abstractNumId w:val="2"/>
   </w:num>
-  <w:num w:numId="6">
+  <w:num w:numId="6" w16cid:durableId="1958565168">
     <w:abstractNumId w:val="9"/>
   </w:num>
-  <w:num w:numId="7">
+  <w:num w:numId="7" w16cid:durableId="565147627">
     <w:abstractNumId w:val="8"/>
   </w:num>
-  <w:num w:numId="8">
+  <w:num w:numId="8" w16cid:durableId="2045790714">
     <w:abstractNumId w:val="10"/>
   </w:num>
-  <w:num w:numId="9">
+  <w:num w:numId="9" w16cid:durableId="1427190716">
     <w:abstractNumId w:val="11"/>
   </w:num>
-  <w:num w:numId="10">
+  <w:num w:numId="10" w16cid:durableId="1523545222">
     <w:abstractNumId w:val="14"/>
   </w:num>
-  <w:num w:numId="11">
+  <w:num w:numId="11" w16cid:durableId="37748987">
     <w:abstractNumId w:val="0"/>
   </w:num>
-  <w:num w:numId="12">
+  <w:num w:numId="12" w16cid:durableId="320817110">
     <w:abstractNumId w:val="5"/>
   </w:num>
-  <w:num w:numId="13">
+  <w:num w:numId="13" w16cid:durableId="1198004376">
     <w:abstractNumId w:val="1"/>
   </w:num>
-  <w:num w:numId="14">
+  <w:num w:numId="14" w16cid:durableId="766199692">
     <w:abstractNumId w:val="6"/>
   </w:num>
-  <w:num w:numId="15">
+  <w:num w:numId="15" w16cid:durableId="665715439">
     <w:abstractNumId w:val="12"/>
   </w:num>
 </w:numbering>
 </file>
 
 <file path=word/styles.xml><?xml version="1.0" encoding="utf-8"?>
-<w:styles xmlns:mc="http://schemas.openxmlformats.org/markup-compatibility/2006" xmlns:r="http://schemas.openxmlformats.org/officeDocument/2006/relationships" xmlns:w="http://schemas.openxmlformats.org/wordprocessingml/2006/main" xmlns:w14="http://schemas.microsoft.com/office/word/2010/wordml" xmlns:w15="http://schemas.microsoft.com/office/word/2012/wordml" xmlns:w16cex="http://schemas.microsoft.com/office/word/2018/wordml/cex" xmlns:w16cid="http://schemas.microsoft.com/office/word/2016/wordml/cid" xmlns:w16="http://schemas.microsoft.com/office/word/2018/wordml" xmlns:w16se="http://schemas.microsoft.com/office/word/2015/wordml/symex" mc:Ignorable="w14 w15 w16se w16cid w16 w16cex">
+<w:styles xmlns:mc="http://schemas.openxmlformats.org/markup-compatibility/2006" xmlns:r="http://schemas.openxmlformats.org/officeDocument/2006/relationships" xmlns:w="http://schemas.openxmlformats.org/wordprocessingml/2006/main" xmlns:w14="http://schemas.microsoft.com/office/word/2010/wordml" xmlns:w15="http://schemas.microsoft.com/office/word/2012/wordml" xmlns:w16cex="http://schemas.microsoft.com/office/word/2018/wordml/cex" xmlns:w16cid="http://schemas.microsoft.com/office/word/2016/wordml/cid" xmlns:w16="http://schemas.microsoft.com/office/word/2018/wordml" xmlns:w16sdtdh="http://schemas.microsoft.com/office/word/2020/wordml/sdtdatahash" xmlns:w16se="http://schemas.microsoft.com/office/word/2015/wordml/symex" mc:Ignorable="w14 w15 w16se w16cid w16 w16cex w16sdtdh">
   <w:docDefaults>
     <w:rPrDefault>
       <w:rPr>

--- a/lessons/01/RaspberryPi4GettingStarted.Activity.docx
+++ b/lessons/01/RaspberryPi4GettingStarted.Activity.docx
@@ -1,6 +1,6 @@
 
 <file path=word/document.xml><?xml version="1.0" encoding="utf-8"?>
-<w:document xmlns:wpc="http://schemas.microsoft.com/office/word/2010/wordprocessingCanvas" xmlns:cx="http://schemas.microsoft.com/office/drawing/2014/chartex" xmlns:cx1="http://schemas.microsoft.com/office/drawing/2015/9/8/chartex" xmlns:cx2="http://schemas.microsoft.com/office/drawing/2015/10/21/chartex" xmlns:cx3="http://schemas.microsoft.com/office/drawing/2016/5/9/chartex" xmlns:cx4="http://schemas.microsoft.com/office/drawing/2016/5/10/chartex" xmlns:cx5="http://schemas.microsoft.com/office/drawing/2016/5/11/chartex" xmlns:cx6="http://schemas.microsoft.com/office/drawing/2016/5/12/chartex" xmlns:cx7="http://schemas.microsoft.com/office/drawing/2016/5/13/chartex" xmlns:cx8="http://schemas.microsoft.com/office/drawing/2016/5/14/chartex" xmlns:mc="http://schemas.openxmlformats.org/markup-compatibility/2006" xmlns:aink="http://schemas.microsoft.com/office/drawing/2016/ink" xmlns:am3d="http://schemas.microsoft.com/office/drawing/2017/model3d" xmlns:o="urn:schemas-microsoft-com:office:office" xmlns:oel="http://schemas.microsoft.com/office/2019/extlst" xmlns:r="http://schemas.openxmlformats.org/officeDocument/2006/relationships" xmlns:m="http://schemas.openxmlformats.org/officeDocument/2006/math" xmlns:v="urn:schemas-microsoft-com:vml" xmlns:wp14="http://schemas.microsoft.com/office/word/2010/wordprocessingDrawing" xmlns:wp="http://schemas.openxmlformats.org/drawingml/2006/wordprocessingDrawing" xmlns:w10="urn:schemas-microsoft-com:office:word" xmlns:w="http://schemas.openxmlformats.org/wordprocessingml/2006/main" xmlns:w14="http://schemas.microsoft.com/office/word/2010/wordml" xmlns:w15="http://schemas.microsoft.com/office/word/2012/wordml" xmlns:w16cex="http://schemas.microsoft.com/office/word/2018/wordml/cex" xmlns:w16cid="http://schemas.microsoft.com/office/word/2016/wordml/cid" xmlns:w16="http://schemas.microsoft.com/office/word/2018/wordml" xmlns:w16sdtdh="http://schemas.microsoft.com/office/word/2020/wordml/sdtdatahash" xmlns:w16se="http://schemas.microsoft.com/office/word/2015/wordml/symex" xmlns:wpg="http://schemas.microsoft.com/office/word/2010/wordprocessingGroup" xmlns:wpi="http://schemas.microsoft.com/office/word/2010/wordprocessingInk" xmlns:wne="http://schemas.microsoft.com/office/word/2006/wordml" xmlns:wps="http://schemas.microsoft.com/office/word/2010/wordprocessingShape" mc:Ignorable="w14 w15 w16se w16cid w16 w16cex w16sdtdh wp14">
+<w:document xmlns:wpc="http://schemas.microsoft.com/office/word/2010/wordprocessingCanvas" xmlns:cx="http://schemas.microsoft.com/office/drawing/2014/chartex" xmlns:cx1="http://schemas.microsoft.com/office/drawing/2015/9/8/chartex" xmlns:cx2="http://schemas.microsoft.com/office/drawing/2015/10/21/chartex" xmlns:cx3="http://schemas.microsoft.com/office/drawing/2016/5/9/chartex" xmlns:cx4="http://schemas.microsoft.com/office/drawing/2016/5/10/chartex" xmlns:cx5="http://schemas.microsoft.com/office/drawing/2016/5/11/chartex" xmlns:cx6="http://schemas.microsoft.com/office/drawing/2016/5/12/chartex" xmlns:cx7="http://schemas.microsoft.com/office/drawing/2016/5/13/chartex" xmlns:cx8="http://schemas.microsoft.com/office/drawing/2016/5/14/chartex" xmlns:mc="http://schemas.openxmlformats.org/markup-compatibility/2006" xmlns:aink="http://schemas.microsoft.com/office/drawing/2016/ink" xmlns:am3d="http://schemas.microsoft.com/office/drawing/2017/model3d" xmlns:o="urn:schemas-microsoft-com:office:office" xmlns:oel="http://schemas.microsoft.com/office/2019/extlst" xmlns:r="http://schemas.openxmlformats.org/officeDocument/2006/relationships" xmlns:m="http://schemas.openxmlformats.org/officeDocument/2006/math" xmlns:v="urn:schemas-microsoft-com:vml" xmlns:wp14="http://schemas.microsoft.com/office/word/2010/wordprocessingDrawing" xmlns:wp="http://schemas.openxmlformats.org/drawingml/2006/wordprocessingDrawing" xmlns:w10="urn:schemas-microsoft-com:office:word" xmlns:w="http://schemas.openxmlformats.org/wordprocessingml/2006/main" xmlns:w14="http://schemas.microsoft.com/office/word/2010/wordml" xmlns:w15="http://schemas.microsoft.com/office/word/2012/wordml" xmlns:w16cex="http://schemas.microsoft.com/office/word/2018/wordml/cex" xmlns:w16cid="http://schemas.microsoft.com/office/word/2016/wordml/cid" xmlns:w16="http://schemas.microsoft.com/office/word/2018/wordml" xmlns:w16du="http://schemas.microsoft.com/office/word/2023/wordml/word16du" xmlns:w16sdtdh="http://schemas.microsoft.com/office/word/2020/wordml/sdtdatahash" xmlns:w16se="http://schemas.microsoft.com/office/word/2015/wordml/symex" xmlns:wpg="http://schemas.microsoft.com/office/word/2010/wordprocessingGroup" xmlns:wpi="http://schemas.microsoft.com/office/word/2010/wordprocessingInk" xmlns:wne="http://schemas.microsoft.com/office/word/2006/wordml" xmlns:wps="http://schemas.microsoft.com/office/word/2010/wordprocessingShape" mc:Ignorable="w14 w15 w16se w16cid w16 w16cex w16sdtdh w16du wp14">
   <w:body>
     <w:p>
       <w:pPr>
@@ -150,7 +150,15 @@
         <w:spacing w:before="240"/>
       </w:pPr>
       <w:r>
-        <w:t>This Raspberry Pi comes in three memory options. List each option along with its current price. Search Amazon for current pricing. Try to locate a link for only the Pi computer and not the CanaKit solution discussed in the video.</w:t>
+        <w:t xml:space="preserve">This Raspberry Pi comes in three memory options. List each option along with its current price. Search Amazon for current pricing. Try to locate a link for only the Pi computer and not the </w:t>
+      </w:r>
+      <w:proofErr w:type="spellStart"/>
+      <w:r>
+        <w:t>CanaKit</w:t>
+      </w:r>
+      <w:proofErr w:type="spellEnd"/>
+      <w:r>
+        <w:t xml:space="preserve"> solution discussed in the video.</w:t>
       </w:r>
     </w:p>
     <w:tbl>
@@ -187,7 +195,19 @@
         <w:spacing w:before="240"/>
       </w:pPr>
       <w:r>
-        <w:t>What does NOOBS stand for?</w:t>
+        <w:t xml:space="preserve">Paste an Amazon link </w:t>
+      </w:r>
+      <w:r>
+        <w:t xml:space="preserve">below </w:t>
+      </w:r>
+      <w:r>
+        <w:t xml:space="preserve">where you can purchase a </w:t>
+      </w:r>
+      <w:r>
+        <w:t>Raspberry Pi 4</w:t>
+      </w:r>
+      <w:r>
+        <w:t xml:space="preserve"> with 4GB of memory.</w:t>
       </w:r>
     </w:p>
     <w:tbl>
@@ -224,7 +244,10 @@
         <w:spacing w:before="240"/>
       </w:pPr>
       <w:r>
-        <w:t>What is the minimum size MicroSD card recommended in the video? What Class of card is recommended?</w:t>
+        <w:t xml:space="preserve">What is the minimum size MicroSD card recommended in the video? </w:t>
+      </w:r>
+      <w:r>
+        <w:t>What is the size of the microSD card provided in your kit?</w:t>
       </w:r>
     </w:p>
     <w:tbl>
@@ -790,7 +813,16 @@
         <w:spacing w:before="240"/>
       </w:pPr>
       <w:r>
-        <w:t>What is the default password for the default user?</w:t>
+        <w:t>According to this dated video, w</w:t>
+      </w:r>
+      <w:r>
+        <w:t>hat is the default password for the default user?</w:t>
+      </w:r>
+      <w:r>
+        <w:t xml:space="preserve"> Why is a default password no </w:t>
+      </w:r>
+      <w:r>
+        <w:t>longer used and a unique password is now created when the SD card is initially configures?</w:t>
       </w:r>
     </w:p>
     <w:tbl>
@@ -827,6 +859,17 @@
         <w:spacing w:before="240"/>
       </w:pPr>
       <w:r>
+        <w:t xml:space="preserve">The default password created for this course is </w:t>
+      </w:r>
+      <w:proofErr w:type="spellStart"/>
+      <w:r>
+        <w:t>nmc_ram</w:t>
+      </w:r>
+      <w:proofErr w:type="spellEnd"/>
+      <w:r>
+        <w:t xml:space="preserve">. </w:t>
+      </w:r>
+      <w:r>
         <w:t>Why is it crucial to create a new password for your device during setup?</w:t>
       </w:r>
     </w:p>
@@ -1077,7 +1120,7 @@
 </file>
 
 <file path=word/endnotes.xml><?xml version="1.0" encoding="utf-8"?>
-<w:endnotes xmlns:wpc="http://schemas.microsoft.com/office/word/2010/wordprocessingCanvas" xmlns:cx="http://schemas.microsoft.com/office/drawing/2014/chartex" xmlns:cx1="http://schemas.microsoft.com/office/drawing/2015/9/8/chartex" xmlns:cx2="http://schemas.microsoft.com/office/drawing/2015/10/21/chartex" xmlns:cx3="http://schemas.microsoft.com/office/drawing/2016/5/9/chartex" xmlns:cx4="http://schemas.microsoft.com/office/drawing/2016/5/10/chartex" xmlns:cx5="http://schemas.microsoft.com/office/drawing/2016/5/11/chartex" xmlns:cx6="http://schemas.microsoft.com/office/drawing/2016/5/12/chartex" xmlns:cx7="http://schemas.microsoft.com/office/drawing/2016/5/13/chartex" xmlns:cx8="http://schemas.microsoft.com/office/drawing/2016/5/14/chartex" xmlns:mc="http://schemas.openxmlformats.org/markup-compatibility/2006" xmlns:aink="http://schemas.microsoft.com/office/drawing/2016/ink" xmlns:am3d="http://schemas.microsoft.com/office/drawing/2017/model3d" xmlns:o="urn:schemas-microsoft-com:office:office" xmlns:oel="http://schemas.microsoft.com/office/2019/extlst" xmlns:r="http://schemas.openxmlformats.org/officeDocument/2006/relationships" xmlns:m="http://schemas.openxmlformats.org/officeDocument/2006/math" xmlns:v="urn:schemas-microsoft-com:vml" xmlns:wp14="http://schemas.microsoft.com/office/word/2010/wordprocessingDrawing" xmlns:wp="http://schemas.openxmlformats.org/drawingml/2006/wordprocessingDrawing" xmlns:w10="urn:schemas-microsoft-com:office:word" xmlns:w="http://schemas.openxmlformats.org/wordprocessingml/2006/main" xmlns:w14="http://schemas.microsoft.com/office/word/2010/wordml" xmlns:w15="http://schemas.microsoft.com/office/word/2012/wordml" xmlns:w16cex="http://schemas.microsoft.com/office/word/2018/wordml/cex" xmlns:w16cid="http://schemas.microsoft.com/office/word/2016/wordml/cid" xmlns:w16="http://schemas.microsoft.com/office/word/2018/wordml" xmlns:w16sdtdh="http://schemas.microsoft.com/office/word/2020/wordml/sdtdatahash" xmlns:w16se="http://schemas.microsoft.com/office/word/2015/wordml/symex" xmlns:wpg="http://schemas.microsoft.com/office/word/2010/wordprocessingGroup" xmlns:wpi="http://schemas.microsoft.com/office/word/2010/wordprocessingInk" xmlns:wne="http://schemas.microsoft.com/office/word/2006/wordml" xmlns:wps="http://schemas.microsoft.com/office/word/2010/wordprocessingShape" mc:Ignorable="w14 w15 w16se w16cid w16 w16cex w16sdtdh wp14">
+<w:endnotes xmlns:wpc="http://schemas.microsoft.com/office/word/2010/wordprocessingCanvas" xmlns:cx="http://schemas.microsoft.com/office/drawing/2014/chartex" xmlns:cx1="http://schemas.microsoft.com/office/drawing/2015/9/8/chartex" xmlns:cx2="http://schemas.microsoft.com/office/drawing/2015/10/21/chartex" xmlns:cx3="http://schemas.microsoft.com/office/drawing/2016/5/9/chartex" xmlns:cx4="http://schemas.microsoft.com/office/drawing/2016/5/10/chartex" xmlns:cx5="http://schemas.microsoft.com/office/drawing/2016/5/11/chartex" xmlns:cx6="http://schemas.microsoft.com/office/drawing/2016/5/12/chartex" xmlns:cx7="http://schemas.microsoft.com/office/drawing/2016/5/13/chartex" xmlns:cx8="http://schemas.microsoft.com/office/drawing/2016/5/14/chartex" xmlns:mc="http://schemas.openxmlformats.org/markup-compatibility/2006" xmlns:aink="http://schemas.microsoft.com/office/drawing/2016/ink" xmlns:am3d="http://schemas.microsoft.com/office/drawing/2017/model3d" xmlns:o="urn:schemas-microsoft-com:office:office" xmlns:oel="http://schemas.microsoft.com/office/2019/extlst" xmlns:r="http://schemas.openxmlformats.org/officeDocument/2006/relationships" xmlns:m="http://schemas.openxmlformats.org/officeDocument/2006/math" xmlns:v="urn:schemas-microsoft-com:vml" xmlns:wp14="http://schemas.microsoft.com/office/word/2010/wordprocessingDrawing" xmlns:wp="http://schemas.openxmlformats.org/drawingml/2006/wordprocessingDrawing" xmlns:w10="urn:schemas-microsoft-com:office:word" xmlns:w="http://schemas.openxmlformats.org/wordprocessingml/2006/main" xmlns:w14="http://schemas.microsoft.com/office/word/2010/wordml" xmlns:w15="http://schemas.microsoft.com/office/word/2012/wordml" xmlns:w16cex="http://schemas.microsoft.com/office/word/2018/wordml/cex" xmlns:w16cid="http://schemas.microsoft.com/office/word/2016/wordml/cid" xmlns:w16="http://schemas.microsoft.com/office/word/2018/wordml" xmlns:w16du="http://schemas.microsoft.com/office/word/2023/wordml/word16du" xmlns:w16sdtdh="http://schemas.microsoft.com/office/word/2020/wordml/sdtdatahash" xmlns:w16se="http://schemas.microsoft.com/office/word/2015/wordml/symex" xmlns:wpg="http://schemas.microsoft.com/office/word/2010/wordprocessingGroup" xmlns:wpi="http://schemas.microsoft.com/office/word/2010/wordprocessingInk" xmlns:wne="http://schemas.microsoft.com/office/word/2006/wordml" xmlns:wps="http://schemas.microsoft.com/office/word/2010/wordprocessingShape" mc:Ignorable="w14 w15 w16se w16cid w16 w16cex w16sdtdh w16du wp14">
   <w:endnote w:type="separator" w:id="-1">
     <w:p>
       <w:pPr>
@@ -1102,7 +1145,7 @@
 </file>
 
 <file path=word/footer1.xml><?xml version="1.0" encoding="utf-8"?>
-<w:ftr xmlns:wpc="http://schemas.microsoft.com/office/word/2010/wordprocessingCanvas" xmlns:cx="http://schemas.microsoft.com/office/drawing/2014/chartex" xmlns:cx1="http://schemas.microsoft.com/office/drawing/2015/9/8/chartex" xmlns:cx2="http://schemas.microsoft.com/office/drawing/2015/10/21/chartex" xmlns:cx3="http://schemas.microsoft.com/office/drawing/2016/5/9/chartex" xmlns:cx4="http://schemas.microsoft.com/office/drawing/2016/5/10/chartex" xmlns:cx5="http://schemas.microsoft.com/office/drawing/2016/5/11/chartex" xmlns:cx6="http://schemas.microsoft.com/office/drawing/2016/5/12/chartex" xmlns:cx7="http://schemas.microsoft.com/office/drawing/2016/5/13/chartex" xmlns:cx8="http://schemas.microsoft.com/office/drawing/2016/5/14/chartex" xmlns:mc="http://schemas.openxmlformats.org/markup-compatibility/2006" xmlns:aink="http://schemas.microsoft.com/office/drawing/2016/ink" xmlns:am3d="http://schemas.microsoft.com/office/drawing/2017/model3d" xmlns:o="urn:schemas-microsoft-com:office:office" xmlns:oel="http://schemas.microsoft.com/office/2019/extlst" xmlns:r="http://schemas.openxmlformats.org/officeDocument/2006/relationships" xmlns:m="http://schemas.openxmlformats.org/officeDocument/2006/math" xmlns:v="urn:schemas-microsoft-com:vml" xmlns:wp14="http://schemas.microsoft.com/office/word/2010/wordprocessingDrawing" xmlns:wp="http://schemas.openxmlformats.org/drawingml/2006/wordprocessingDrawing" xmlns:w10="urn:schemas-microsoft-com:office:word" xmlns:w="http://schemas.openxmlformats.org/wordprocessingml/2006/main" xmlns:w14="http://schemas.microsoft.com/office/word/2010/wordml" xmlns:w15="http://schemas.microsoft.com/office/word/2012/wordml" xmlns:w16cex="http://schemas.microsoft.com/office/word/2018/wordml/cex" xmlns:w16cid="http://schemas.microsoft.com/office/word/2016/wordml/cid" xmlns:w16="http://schemas.microsoft.com/office/word/2018/wordml" xmlns:w16sdtdh="http://schemas.microsoft.com/office/word/2020/wordml/sdtdatahash" xmlns:w16se="http://schemas.microsoft.com/office/word/2015/wordml/symex" xmlns:wpg="http://schemas.microsoft.com/office/word/2010/wordprocessingGroup" xmlns:wpi="http://schemas.microsoft.com/office/word/2010/wordprocessingInk" xmlns:wne="http://schemas.microsoft.com/office/word/2006/wordml" xmlns:wps="http://schemas.microsoft.com/office/word/2010/wordprocessingShape" mc:Ignorable="w14 w15 w16se w16cid w16 w16cex w16sdtdh wp14">
+<w:ftr xmlns:wpc="http://schemas.microsoft.com/office/word/2010/wordprocessingCanvas" xmlns:cx="http://schemas.microsoft.com/office/drawing/2014/chartex" xmlns:cx1="http://schemas.microsoft.com/office/drawing/2015/9/8/chartex" xmlns:cx2="http://schemas.microsoft.com/office/drawing/2015/10/21/chartex" xmlns:cx3="http://schemas.microsoft.com/office/drawing/2016/5/9/chartex" xmlns:cx4="http://schemas.microsoft.com/office/drawing/2016/5/10/chartex" xmlns:cx5="http://schemas.microsoft.com/office/drawing/2016/5/11/chartex" xmlns:cx6="http://schemas.microsoft.com/office/drawing/2016/5/12/chartex" xmlns:cx7="http://schemas.microsoft.com/office/drawing/2016/5/13/chartex" xmlns:cx8="http://schemas.microsoft.com/office/drawing/2016/5/14/chartex" xmlns:mc="http://schemas.openxmlformats.org/markup-compatibility/2006" xmlns:aink="http://schemas.microsoft.com/office/drawing/2016/ink" xmlns:am3d="http://schemas.microsoft.com/office/drawing/2017/model3d" xmlns:o="urn:schemas-microsoft-com:office:office" xmlns:oel="http://schemas.microsoft.com/office/2019/extlst" xmlns:r="http://schemas.openxmlformats.org/officeDocument/2006/relationships" xmlns:m="http://schemas.openxmlformats.org/officeDocument/2006/math" xmlns:v="urn:schemas-microsoft-com:vml" xmlns:wp14="http://schemas.microsoft.com/office/word/2010/wordprocessingDrawing" xmlns:wp="http://schemas.openxmlformats.org/drawingml/2006/wordprocessingDrawing" xmlns:w10="urn:schemas-microsoft-com:office:word" xmlns:w="http://schemas.openxmlformats.org/wordprocessingml/2006/main" xmlns:w14="http://schemas.microsoft.com/office/word/2010/wordml" xmlns:w15="http://schemas.microsoft.com/office/word/2012/wordml" xmlns:w16cex="http://schemas.microsoft.com/office/word/2018/wordml/cex" xmlns:w16cid="http://schemas.microsoft.com/office/word/2016/wordml/cid" xmlns:w16="http://schemas.microsoft.com/office/word/2018/wordml" xmlns:w16du="http://schemas.microsoft.com/office/word/2023/wordml/word16du" xmlns:w16sdtdh="http://schemas.microsoft.com/office/word/2020/wordml/sdtdatahash" xmlns:w16se="http://schemas.microsoft.com/office/word/2015/wordml/symex" xmlns:wpg="http://schemas.microsoft.com/office/word/2010/wordprocessingGroup" xmlns:wpi="http://schemas.microsoft.com/office/word/2010/wordprocessingInk" xmlns:wne="http://schemas.microsoft.com/office/word/2006/wordml" xmlns:wps="http://schemas.microsoft.com/office/word/2010/wordprocessingShape" mc:Ignorable="w14 w15 w16se w16cid w16 w16cex w16sdtdh w16du wp14">
   <w:sdt>
     <w:sdtPr>
       <w:id w:val="973801655"/>
@@ -1171,7 +1214,7 @@
 </file>
 
 <file path=word/footnotes.xml><?xml version="1.0" encoding="utf-8"?>
-<w:footnotes xmlns:wpc="http://schemas.microsoft.com/office/word/2010/wordprocessingCanvas" xmlns:cx="http://schemas.microsoft.com/office/drawing/2014/chartex" xmlns:cx1="http://schemas.microsoft.com/office/drawing/2015/9/8/chartex" xmlns:cx2="http://schemas.microsoft.com/office/drawing/2015/10/21/chartex" xmlns:cx3="http://schemas.microsoft.com/office/drawing/2016/5/9/chartex" xmlns:cx4="http://schemas.microsoft.com/office/drawing/2016/5/10/chartex" xmlns:cx5="http://schemas.microsoft.com/office/drawing/2016/5/11/chartex" xmlns:cx6="http://schemas.microsoft.com/office/drawing/2016/5/12/chartex" xmlns:cx7="http://schemas.microsoft.com/office/drawing/2016/5/13/chartex" xmlns:cx8="http://schemas.microsoft.com/office/drawing/2016/5/14/chartex" xmlns:mc="http://schemas.openxmlformats.org/markup-compatibility/2006" xmlns:aink="http://schemas.microsoft.com/office/drawing/2016/ink" xmlns:am3d="http://schemas.microsoft.com/office/drawing/2017/model3d" xmlns:o="urn:schemas-microsoft-com:office:office" xmlns:oel="http://schemas.microsoft.com/office/2019/extlst" xmlns:r="http://schemas.openxmlformats.org/officeDocument/2006/relationships" xmlns:m="http://schemas.openxmlformats.org/officeDocument/2006/math" xmlns:v="urn:schemas-microsoft-com:vml" xmlns:wp14="http://schemas.microsoft.com/office/word/2010/wordprocessingDrawing" xmlns:wp="http://schemas.openxmlformats.org/drawingml/2006/wordprocessingDrawing" xmlns:w10="urn:schemas-microsoft-com:office:word" xmlns:w="http://schemas.openxmlformats.org/wordprocessingml/2006/main" xmlns:w14="http://schemas.microsoft.com/office/word/2010/wordml" xmlns:w15="http://schemas.microsoft.com/office/word/2012/wordml" xmlns:w16cex="http://schemas.microsoft.com/office/word/2018/wordml/cex" xmlns:w16cid="http://schemas.microsoft.com/office/word/2016/wordml/cid" xmlns:w16="http://schemas.microsoft.com/office/word/2018/wordml" xmlns:w16sdtdh="http://schemas.microsoft.com/office/word/2020/wordml/sdtdatahash" xmlns:w16se="http://schemas.microsoft.com/office/word/2015/wordml/symex" xmlns:wpg="http://schemas.microsoft.com/office/word/2010/wordprocessingGroup" xmlns:wpi="http://schemas.microsoft.com/office/word/2010/wordprocessingInk" xmlns:wne="http://schemas.microsoft.com/office/word/2006/wordml" xmlns:wps="http://schemas.microsoft.com/office/word/2010/wordprocessingShape" mc:Ignorable="w14 w15 w16se w16cid w16 w16cex w16sdtdh wp14">
+<w:footnotes xmlns:wpc="http://schemas.microsoft.com/office/word/2010/wordprocessingCanvas" xmlns:cx="http://schemas.microsoft.com/office/drawing/2014/chartex" xmlns:cx1="http://schemas.microsoft.com/office/drawing/2015/9/8/chartex" xmlns:cx2="http://schemas.microsoft.com/office/drawing/2015/10/21/chartex" xmlns:cx3="http://schemas.microsoft.com/office/drawing/2016/5/9/chartex" xmlns:cx4="http://schemas.microsoft.com/office/drawing/2016/5/10/chartex" xmlns:cx5="http://schemas.microsoft.com/office/drawing/2016/5/11/chartex" xmlns:cx6="http://schemas.microsoft.com/office/drawing/2016/5/12/chartex" xmlns:cx7="http://schemas.microsoft.com/office/drawing/2016/5/13/chartex" xmlns:cx8="http://schemas.microsoft.com/office/drawing/2016/5/14/chartex" xmlns:mc="http://schemas.openxmlformats.org/markup-compatibility/2006" xmlns:aink="http://schemas.microsoft.com/office/drawing/2016/ink" xmlns:am3d="http://schemas.microsoft.com/office/drawing/2017/model3d" xmlns:o="urn:schemas-microsoft-com:office:office" xmlns:oel="http://schemas.microsoft.com/office/2019/extlst" xmlns:r="http://schemas.openxmlformats.org/officeDocument/2006/relationships" xmlns:m="http://schemas.openxmlformats.org/officeDocument/2006/math" xmlns:v="urn:schemas-microsoft-com:vml" xmlns:wp14="http://schemas.microsoft.com/office/word/2010/wordprocessingDrawing" xmlns:wp="http://schemas.openxmlformats.org/drawingml/2006/wordprocessingDrawing" xmlns:w10="urn:schemas-microsoft-com:office:word" xmlns:w="http://schemas.openxmlformats.org/wordprocessingml/2006/main" xmlns:w14="http://schemas.microsoft.com/office/word/2010/wordml" xmlns:w15="http://schemas.microsoft.com/office/word/2012/wordml" xmlns:w16cex="http://schemas.microsoft.com/office/word/2018/wordml/cex" xmlns:w16cid="http://schemas.microsoft.com/office/word/2016/wordml/cid" xmlns:w16="http://schemas.microsoft.com/office/word/2018/wordml" xmlns:w16du="http://schemas.microsoft.com/office/word/2023/wordml/word16du" xmlns:w16sdtdh="http://schemas.microsoft.com/office/word/2020/wordml/sdtdatahash" xmlns:w16se="http://schemas.microsoft.com/office/word/2015/wordml/symex" xmlns:wpg="http://schemas.microsoft.com/office/word/2010/wordprocessingGroup" xmlns:wpi="http://schemas.microsoft.com/office/word/2010/wordprocessingInk" xmlns:wne="http://schemas.microsoft.com/office/word/2006/wordml" xmlns:wps="http://schemas.microsoft.com/office/word/2010/wordprocessingShape" mc:Ignorable="w14 w15 w16se w16cid w16 w16cex w16sdtdh w16du wp14">
   <w:footnote w:type="separator" w:id="-1">
     <w:p>
       <w:pPr>
@@ -1196,7 +1239,7 @@
 </file>
 
 <file path=word/header1.xml><?xml version="1.0" encoding="utf-8"?>
-<w:hdr xmlns:wpc="http://schemas.microsoft.com/office/word/2010/wordprocessingCanvas" xmlns:cx="http://schemas.microsoft.com/office/drawing/2014/chartex" xmlns:cx1="http://schemas.microsoft.com/office/drawing/2015/9/8/chartex" xmlns:cx2="http://schemas.microsoft.com/office/drawing/2015/10/21/chartex" xmlns:cx3="http://schemas.microsoft.com/office/drawing/2016/5/9/chartex" xmlns:cx4="http://schemas.microsoft.com/office/drawing/2016/5/10/chartex" xmlns:cx5="http://schemas.microsoft.com/office/drawing/2016/5/11/chartex" xmlns:cx6="http://schemas.microsoft.com/office/drawing/2016/5/12/chartex" xmlns:cx7="http://schemas.microsoft.com/office/drawing/2016/5/13/chartex" xmlns:cx8="http://schemas.microsoft.com/office/drawing/2016/5/14/chartex" xmlns:mc="http://schemas.openxmlformats.org/markup-compatibility/2006" xmlns:aink="http://schemas.microsoft.com/office/drawing/2016/ink" xmlns:am3d="http://schemas.microsoft.com/office/drawing/2017/model3d" xmlns:o="urn:schemas-microsoft-com:office:office" xmlns:oel="http://schemas.microsoft.com/office/2019/extlst" xmlns:r="http://schemas.openxmlformats.org/officeDocument/2006/relationships" xmlns:m="http://schemas.openxmlformats.org/officeDocument/2006/math" xmlns:v="urn:schemas-microsoft-com:vml" xmlns:wp14="http://schemas.microsoft.com/office/word/2010/wordprocessingDrawing" xmlns:wp="http://schemas.openxmlformats.org/drawingml/2006/wordprocessingDrawing" xmlns:w10="urn:schemas-microsoft-com:office:word" xmlns:w="http://schemas.openxmlformats.org/wordprocessingml/2006/main" xmlns:w14="http://schemas.microsoft.com/office/word/2010/wordml" xmlns:w15="http://schemas.microsoft.com/office/word/2012/wordml" xmlns:w16cex="http://schemas.microsoft.com/office/word/2018/wordml/cex" xmlns:w16cid="http://schemas.microsoft.com/office/word/2016/wordml/cid" xmlns:w16="http://schemas.microsoft.com/office/word/2018/wordml" xmlns:w16sdtdh="http://schemas.microsoft.com/office/word/2020/wordml/sdtdatahash" xmlns:w16se="http://schemas.microsoft.com/office/word/2015/wordml/symex" xmlns:wpg="http://schemas.microsoft.com/office/word/2010/wordprocessingGroup" xmlns:wpi="http://schemas.microsoft.com/office/word/2010/wordprocessingInk" xmlns:wne="http://schemas.microsoft.com/office/word/2006/wordml" xmlns:wps="http://schemas.microsoft.com/office/word/2010/wordprocessingShape" mc:Ignorable="w14 w15 w16se w16cid w16 w16cex w16sdtdh wp14">
+<w:hdr xmlns:wpc="http://schemas.microsoft.com/office/word/2010/wordprocessingCanvas" xmlns:cx="http://schemas.microsoft.com/office/drawing/2014/chartex" xmlns:cx1="http://schemas.microsoft.com/office/drawing/2015/9/8/chartex" xmlns:cx2="http://schemas.microsoft.com/office/drawing/2015/10/21/chartex" xmlns:cx3="http://schemas.microsoft.com/office/drawing/2016/5/9/chartex" xmlns:cx4="http://schemas.microsoft.com/office/drawing/2016/5/10/chartex" xmlns:cx5="http://schemas.microsoft.com/office/drawing/2016/5/11/chartex" xmlns:cx6="http://schemas.microsoft.com/office/drawing/2016/5/12/chartex" xmlns:cx7="http://schemas.microsoft.com/office/drawing/2016/5/13/chartex" xmlns:cx8="http://schemas.microsoft.com/office/drawing/2016/5/14/chartex" xmlns:mc="http://schemas.openxmlformats.org/markup-compatibility/2006" xmlns:aink="http://schemas.microsoft.com/office/drawing/2016/ink" xmlns:am3d="http://schemas.microsoft.com/office/drawing/2017/model3d" xmlns:o="urn:schemas-microsoft-com:office:office" xmlns:oel="http://schemas.microsoft.com/office/2019/extlst" xmlns:r="http://schemas.openxmlformats.org/officeDocument/2006/relationships" xmlns:m="http://schemas.openxmlformats.org/officeDocument/2006/math" xmlns:v="urn:schemas-microsoft-com:vml" xmlns:wp14="http://schemas.microsoft.com/office/word/2010/wordprocessingDrawing" xmlns:wp="http://schemas.openxmlformats.org/drawingml/2006/wordprocessingDrawing" xmlns:w10="urn:schemas-microsoft-com:office:word" xmlns:w="http://schemas.openxmlformats.org/wordprocessingml/2006/main" xmlns:w14="http://schemas.microsoft.com/office/word/2010/wordml" xmlns:w15="http://schemas.microsoft.com/office/word/2012/wordml" xmlns:w16cex="http://schemas.microsoft.com/office/word/2018/wordml/cex" xmlns:w16cid="http://schemas.microsoft.com/office/word/2016/wordml/cid" xmlns:w16="http://schemas.microsoft.com/office/word/2018/wordml" xmlns:w16du="http://schemas.microsoft.com/office/word/2023/wordml/word16du" xmlns:w16sdtdh="http://schemas.microsoft.com/office/word/2020/wordml/sdtdatahash" xmlns:w16se="http://schemas.microsoft.com/office/word/2015/wordml/symex" xmlns:wpg="http://schemas.microsoft.com/office/word/2010/wordprocessingGroup" xmlns:wpi="http://schemas.microsoft.com/office/word/2010/wordprocessingInk" xmlns:wne="http://schemas.microsoft.com/office/word/2006/wordml" xmlns:wps="http://schemas.microsoft.com/office/word/2010/wordprocessingShape" mc:Ignorable="w14 w15 w16se w16cid w16 w16cex w16sdtdh w16du wp14">
   <w:p>
     <w:pPr>
       <w:pStyle w:val="Heading1"/>
@@ -1216,7 +1259,7 @@
 </file>
 
 <file path=word/numbering.xml><?xml version="1.0" encoding="utf-8"?>
-<w:numbering xmlns:wpc="http://schemas.microsoft.com/office/word/2010/wordprocessingCanvas" xmlns:cx="http://schemas.microsoft.com/office/drawing/2014/chartex" xmlns:cx1="http://schemas.microsoft.com/office/drawing/2015/9/8/chartex" xmlns:cx2="http://schemas.microsoft.com/office/drawing/2015/10/21/chartex" xmlns:cx3="http://schemas.microsoft.com/office/drawing/2016/5/9/chartex" xmlns:cx4="http://schemas.microsoft.com/office/drawing/2016/5/10/chartex" xmlns:cx5="http://schemas.microsoft.com/office/drawing/2016/5/11/chartex" xmlns:cx6="http://schemas.microsoft.com/office/drawing/2016/5/12/chartex" xmlns:cx7="http://schemas.microsoft.com/office/drawing/2016/5/13/chartex" xmlns:cx8="http://schemas.microsoft.com/office/drawing/2016/5/14/chartex" xmlns:mc="http://schemas.openxmlformats.org/markup-compatibility/2006" xmlns:aink="http://schemas.microsoft.com/office/drawing/2016/ink" xmlns:am3d="http://schemas.microsoft.com/office/drawing/2017/model3d" xmlns:o="urn:schemas-microsoft-com:office:office" xmlns:oel="http://schemas.microsoft.com/office/2019/extlst" xmlns:r="http://schemas.openxmlformats.org/officeDocument/2006/relationships" xmlns:m="http://schemas.openxmlformats.org/officeDocument/2006/math" xmlns:v="urn:schemas-microsoft-com:vml" xmlns:wp14="http://schemas.microsoft.com/office/word/2010/wordprocessingDrawing" xmlns:wp="http://schemas.openxmlformats.org/drawingml/2006/wordprocessingDrawing" xmlns:w10="urn:schemas-microsoft-com:office:word" xmlns:w="http://schemas.openxmlformats.org/wordprocessingml/2006/main" xmlns:w14="http://schemas.microsoft.com/office/word/2010/wordml" xmlns:w15="http://schemas.microsoft.com/office/word/2012/wordml" xmlns:w16cex="http://schemas.microsoft.com/office/word/2018/wordml/cex" xmlns:w16cid="http://schemas.microsoft.com/office/word/2016/wordml/cid" xmlns:w16="http://schemas.microsoft.com/office/word/2018/wordml" xmlns:w16sdtdh="http://schemas.microsoft.com/office/word/2020/wordml/sdtdatahash" xmlns:w16se="http://schemas.microsoft.com/office/word/2015/wordml/symex" xmlns:wpg="http://schemas.microsoft.com/office/word/2010/wordprocessingGroup" xmlns:wpi="http://schemas.microsoft.com/office/word/2010/wordprocessingInk" xmlns:wne="http://schemas.microsoft.com/office/word/2006/wordml" xmlns:wps="http://schemas.microsoft.com/office/word/2010/wordprocessingShape" mc:Ignorable="w14 w15 w16se w16cid w16 w16cex w16sdtdh wp14">
+<w:numbering xmlns:wpc="http://schemas.microsoft.com/office/word/2010/wordprocessingCanvas" xmlns:cx="http://schemas.microsoft.com/office/drawing/2014/chartex" xmlns:cx1="http://schemas.microsoft.com/office/drawing/2015/9/8/chartex" xmlns:cx2="http://schemas.microsoft.com/office/drawing/2015/10/21/chartex" xmlns:cx3="http://schemas.microsoft.com/office/drawing/2016/5/9/chartex" xmlns:cx4="http://schemas.microsoft.com/office/drawing/2016/5/10/chartex" xmlns:cx5="http://schemas.microsoft.com/office/drawing/2016/5/11/chartex" xmlns:cx6="http://schemas.microsoft.com/office/drawing/2016/5/12/chartex" xmlns:cx7="http://schemas.microsoft.com/office/drawing/2016/5/13/chartex" xmlns:cx8="http://schemas.microsoft.com/office/drawing/2016/5/14/chartex" xmlns:mc="http://schemas.openxmlformats.org/markup-compatibility/2006" xmlns:aink="http://schemas.microsoft.com/office/drawing/2016/ink" xmlns:am3d="http://schemas.microsoft.com/office/drawing/2017/model3d" xmlns:o="urn:schemas-microsoft-com:office:office" xmlns:oel="http://schemas.microsoft.com/office/2019/extlst" xmlns:r="http://schemas.openxmlformats.org/officeDocument/2006/relationships" xmlns:m="http://schemas.openxmlformats.org/officeDocument/2006/math" xmlns:v="urn:schemas-microsoft-com:vml" xmlns:wp14="http://schemas.microsoft.com/office/word/2010/wordprocessingDrawing" xmlns:wp="http://schemas.openxmlformats.org/drawingml/2006/wordprocessingDrawing" xmlns:w10="urn:schemas-microsoft-com:office:word" xmlns:w="http://schemas.openxmlformats.org/wordprocessingml/2006/main" xmlns:w14="http://schemas.microsoft.com/office/word/2010/wordml" xmlns:w15="http://schemas.microsoft.com/office/word/2012/wordml" xmlns:w16cex="http://schemas.microsoft.com/office/word/2018/wordml/cex" xmlns:w16cid="http://schemas.microsoft.com/office/word/2016/wordml/cid" xmlns:w16="http://schemas.microsoft.com/office/word/2018/wordml" xmlns:w16du="http://schemas.microsoft.com/office/word/2023/wordml/word16du" xmlns:w16sdtdh="http://schemas.microsoft.com/office/word/2020/wordml/sdtdatahash" xmlns:w16se="http://schemas.microsoft.com/office/word/2015/wordml/symex" xmlns:wpg="http://schemas.microsoft.com/office/word/2010/wordprocessingGroup" xmlns:wpi="http://schemas.microsoft.com/office/word/2010/wordprocessingInk" xmlns:wne="http://schemas.microsoft.com/office/word/2006/wordml" xmlns:wps="http://schemas.microsoft.com/office/word/2010/wordprocessingShape" mc:Ignorable="w14 w15 w16se w16cid w16 w16cex w16sdtdh w16du wp14">
   <w:abstractNum w:abstractNumId="0" w15:restartNumberingAfterBreak="0">
     <w:nsid w:val="0B9B6B9F"/>
     <w:multiLevelType w:val="hybridMultilevel"/>
@@ -2535,56 +2578,56 @@
       </w:pPr>
     </w:lvl>
   </w:abstractNum>
-  <w:num w:numId="1" w16cid:durableId="429741701">
+  <w:num w:numId="1" w16cid:durableId="1331177344">
     <w:abstractNumId w:val="3"/>
   </w:num>
-  <w:num w:numId="2" w16cid:durableId="1407073173">
+  <w:num w:numId="2" w16cid:durableId="1250508366">
     <w:abstractNumId w:val="4"/>
   </w:num>
-  <w:num w:numId="3" w16cid:durableId="1533615486">
+  <w:num w:numId="3" w16cid:durableId="417139584">
     <w:abstractNumId w:val="7"/>
   </w:num>
-  <w:num w:numId="4" w16cid:durableId="401488027">
+  <w:num w:numId="4" w16cid:durableId="1050684972">
     <w:abstractNumId w:val="13"/>
   </w:num>
-  <w:num w:numId="5" w16cid:durableId="1365908546">
+  <w:num w:numId="5" w16cid:durableId="1965228943">
     <w:abstractNumId w:val="2"/>
   </w:num>
-  <w:num w:numId="6" w16cid:durableId="1958565168">
+  <w:num w:numId="6" w16cid:durableId="1427116247">
     <w:abstractNumId w:val="9"/>
   </w:num>
-  <w:num w:numId="7" w16cid:durableId="565147627">
+  <w:num w:numId="7" w16cid:durableId="1644113694">
     <w:abstractNumId w:val="8"/>
   </w:num>
-  <w:num w:numId="8" w16cid:durableId="2045790714">
+  <w:num w:numId="8" w16cid:durableId="674650548">
     <w:abstractNumId w:val="10"/>
   </w:num>
-  <w:num w:numId="9" w16cid:durableId="1427190716">
+  <w:num w:numId="9" w16cid:durableId="1369723130">
     <w:abstractNumId w:val="11"/>
   </w:num>
-  <w:num w:numId="10" w16cid:durableId="1523545222">
+  <w:num w:numId="10" w16cid:durableId="1211189833">
     <w:abstractNumId w:val="14"/>
   </w:num>
-  <w:num w:numId="11" w16cid:durableId="37748987">
+  <w:num w:numId="11" w16cid:durableId="704521369">
     <w:abstractNumId w:val="0"/>
   </w:num>
-  <w:num w:numId="12" w16cid:durableId="320817110">
+  <w:num w:numId="12" w16cid:durableId="2048944518">
     <w:abstractNumId w:val="5"/>
   </w:num>
-  <w:num w:numId="13" w16cid:durableId="1198004376">
+  <w:num w:numId="13" w16cid:durableId="72630545">
     <w:abstractNumId w:val="1"/>
   </w:num>
-  <w:num w:numId="14" w16cid:durableId="766199692">
+  <w:num w:numId="14" w16cid:durableId="1127161597">
     <w:abstractNumId w:val="6"/>
   </w:num>
-  <w:num w:numId="15" w16cid:durableId="665715439">
+  <w:num w:numId="15" w16cid:durableId="123238570">
     <w:abstractNumId w:val="12"/>
   </w:num>
 </w:numbering>
 </file>
 
 <file path=word/styles.xml><?xml version="1.0" encoding="utf-8"?>
-<w:styles xmlns:mc="http://schemas.openxmlformats.org/markup-compatibility/2006" xmlns:r="http://schemas.openxmlformats.org/officeDocument/2006/relationships" xmlns:w="http://schemas.openxmlformats.org/wordprocessingml/2006/main" xmlns:w14="http://schemas.microsoft.com/office/word/2010/wordml" xmlns:w15="http://schemas.microsoft.com/office/word/2012/wordml" xmlns:w16cex="http://schemas.microsoft.com/office/word/2018/wordml/cex" xmlns:w16cid="http://schemas.microsoft.com/office/word/2016/wordml/cid" xmlns:w16="http://schemas.microsoft.com/office/word/2018/wordml" xmlns:w16sdtdh="http://schemas.microsoft.com/office/word/2020/wordml/sdtdatahash" xmlns:w16se="http://schemas.microsoft.com/office/word/2015/wordml/symex" mc:Ignorable="w14 w15 w16se w16cid w16 w16cex w16sdtdh">
+<w:styles xmlns:mc="http://schemas.openxmlformats.org/markup-compatibility/2006" xmlns:r="http://schemas.openxmlformats.org/officeDocument/2006/relationships" xmlns:w="http://schemas.openxmlformats.org/wordprocessingml/2006/main" xmlns:w14="http://schemas.microsoft.com/office/word/2010/wordml" xmlns:w15="http://schemas.microsoft.com/office/word/2012/wordml" xmlns:w16cex="http://schemas.microsoft.com/office/word/2018/wordml/cex" xmlns:w16cid="http://schemas.microsoft.com/office/word/2016/wordml/cid" xmlns:w16="http://schemas.microsoft.com/office/word/2018/wordml" xmlns:w16du="http://schemas.microsoft.com/office/word/2023/wordml/word16du" xmlns:w16sdtdh="http://schemas.microsoft.com/office/word/2020/wordml/sdtdatahash" xmlns:w16se="http://schemas.microsoft.com/office/word/2015/wordml/symex" mc:Ignorable="w14 w15 w16se w16cid w16 w16cex w16sdtdh w16du">
   <w:docDefaults>
     <w:rPrDefault>
       <w:rPr>

--- a/lessons/01/RaspberryPi4GettingStarted.Activity.docx
+++ b/lessons/01/RaspberryPi4GettingStarted.Activity.docx
@@ -1,6 +1,6 @@
 
 <file path=word/document.xml><?xml version="1.0" encoding="utf-8"?>
-<w:document xmlns:wpc="http://schemas.microsoft.com/office/word/2010/wordprocessingCanvas" xmlns:cx="http://schemas.microsoft.com/office/drawing/2014/chartex" xmlns:cx1="http://schemas.microsoft.com/office/drawing/2015/9/8/chartex" xmlns:cx2="http://schemas.microsoft.com/office/drawing/2015/10/21/chartex" xmlns:cx3="http://schemas.microsoft.com/office/drawing/2016/5/9/chartex" xmlns:cx4="http://schemas.microsoft.com/office/drawing/2016/5/10/chartex" xmlns:cx5="http://schemas.microsoft.com/office/drawing/2016/5/11/chartex" xmlns:cx6="http://schemas.microsoft.com/office/drawing/2016/5/12/chartex" xmlns:cx7="http://schemas.microsoft.com/office/drawing/2016/5/13/chartex" xmlns:cx8="http://schemas.microsoft.com/office/drawing/2016/5/14/chartex" xmlns:mc="http://schemas.openxmlformats.org/markup-compatibility/2006" xmlns:aink="http://schemas.microsoft.com/office/drawing/2016/ink" xmlns:am3d="http://schemas.microsoft.com/office/drawing/2017/model3d" xmlns:o="urn:schemas-microsoft-com:office:office" xmlns:oel="http://schemas.microsoft.com/office/2019/extlst" xmlns:r="http://schemas.openxmlformats.org/officeDocument/2006/relationships" xmlns:m="http://schemas.openxmlformats.org/officeDocument/2006/math" xmlns:v="urn:schemas-microsoft-com:vml" xmlns:wp14="http://schemas.microsoft.com/office/word/2010/wordprocessingDrawing" xmlns:wp="http://schemas.openxmlformats.org/drawingml/2006/wordprocessingDrawing" xmlns:w10="urn:schemas-microsoft-com:office:word" xmlns:w="http://schemas.openxmlformats.org/wordprocessingml/2006/main" xmlns:w14="http://schemas.microsoft.com/office/word/2010/wordml" xmlns:w15="http://schemas.microsoft.com/office/word/2012/wordml" xmlns:w16cex="http://schemas.microsoft.com/office/word/2018/wordml/cex" xmlns:w16cid="http://schemas.microsoft.com/office/word/2016/wordml/cid" xmlns:w16="http://schemas.microsoft.com/office/word/2018/wordml" xmlns:w16du="http://schemas.microsoft.com/office/word/2023/wordml/word16du" xmlns:w16sdtdh="http://schemas.microsoft.com/office/word/2020/wordml/sdtdatahash" xmlns:w16se="http://schemas.microsoft.com/office/word/2015/wordml/symex" xmlns:wpg="http://schemas.microsoft.com/office/word/2010/wordprocessingGroup" xmlns:wpi="http://schemas.microsoft.com/office/word/2010/wordprocessingInk" xmlns:wne="http://schemas.microsoft.com/office/word/2006/wordml" xmlns:wps="http://schemas.microsoft.com/office/word/2010/wordprocessingShape" mc:Ignorable="w14 w15 w16se w16cid w16 w16cex w16sdtdh w16du wp14">
+<w:document xmlns:wpc="http://schemas.microsoft.com/office/word/2010/wordprocessingCanvas" xmlns:cx="http://schemas.microsoft.com/office/drawing/2014/chartex" xmlns:cx1="http://schemas.microsoft.com/office/drawing/2015/9/8/chartex" xmlns:cx2="http://schemas.microsoft.com/office/drawing/2015/10/21/chartex" xmlns:cx3="http://schemas.microsoft.com/office/drawing/2016/5/9/chartex" xmlns:cx4="http://schemas.microsoft.com/office/drawing/2016/5/10/chartex" xmlns:cx5="http://schemas.microsoft.com/office/drawing/2016/5/11/chartex" xmlns:cx6="http://schemas.microsoft.com/office/drawing/2016/5/12/chartex" xmlns:cx7="http://schemas.microsoft.com/office/drawing/2016/5/13/chartex" xmlns:cx8="http://schemas.microsoft.com/office/drawing/2016/5/14/chartex" xmlns:mc="http://schemas.openxmlformats.org/markup-compatibility/2006" xmlns:aink="http://schemas.microsoft.com/office/drawing/2016/ink" xmlns:am3d="http://schemas.microsoft.com/office/drawing/2017/model3d" xmlns:o="urn:schemas-microsoft-com:office:office" xmlns:oel="http://schemas.microsoft.com/office/2019/extlst" xmlns:r="http://schemas.openxmlformats.org/officeDocument/2006/relationships" xmlns:m="http://schemas.openxmlformats.org/officeDocument/2006/math" xmlns:v="urn:schemas-microsoft-com:vml" xmlns:wp14="http://schemas.microsoft.com/office/word/2010/wordprocessingDrawing" xmlns:wp="http://schemas.openxmlformats.org/drawingml/2006/wordprocessingDrawing" xmlns:w10="urn:schemas-microsoft-com:office:word" xmlns:w="http://schemas.openxmlformats.org/wordprocessingml/2006/main" xmlns:w14="http://schemas.microsoft.com/office/word/2010/wordml" xmlns:w15="http://schemas.microsoft.com/office/word/2012/wordml" xmlns:w16cex="http://schemas.microsoft.com/office/word/2018/wordml/cex" xmlns:w16cid="http://schemas.microsoft.com/office/word/2016/wordml/cid" xmlns:w16="http://schemas.microsoft.com/office/word/2018/wordml" xmlns:w16du="http://schemas.microsoft.com/office/word/2023/wordml/word16du" xmlns:w16sdtdh="http://schemas.microsoft.com/office/word/2020/wordml/sdtdatahash" xmlns:w16sdtfl="http://schemas.microsoft.com/office/word/2024/wordml/sdtformatlock" xmlns:w16se="http://schemas.microsoft.com/office/word/2015/wordml/symex" xmlns:wpg="http://schemas.microsoft.com/office/word/2010/wordprocessingGroup" xmlns:wpi="http://schemas.microsoft.com/office/word/2010/wordprocessingInk" xmlns:wne="http://schemas.microsoft.com/office/word/2006/wordml" xmlns:wps="http://schemas.microsoft.com/office/word/2010/wordprocessingShape" mc:Ignorable="w14 w15 w16se w16cid w16 w16cex w16sdtdh w16sdtfl w16du wp14">
   <w:body>
     <w:p>
       <w:pPr>
@@ -150,15 +150,7 @@
         <w:spacing w:before="240"/>
       </w:pPr>
       <w:r>
-        <w:t xml:space="preserve">This Raspberry Pi comes in three memory options. List each option along with its current price. Search Amazon for current pricing. Try to locate a link for only the Pi computer and not the </w:t>
-      </w:r>
-      <w:proofErr w:type="spellStart"/>
-      <w:r>
-        <w:t>CanaKit</w:t>
-      </w:r>
-      <w:proofErr w:type="spellEnd"/>
-      <w:r>
-        <w:t xml:space="preserve"> solution discussed in the video.</w:t>
+        <w:t>This Raspberry Pi comes in three memory options. List each option along with its current price. Search Amazon for current pricing. Try to locate a link for only the Pi computer and not the CanaKit solution discussed in the video.</w:t>
       </w:r>
     </w:p>
     <w:tbl>
@@ -452,6 +444,7 @@
         </w:rPr>
         <w:fldChar w:fldCharType="separate"/>
       </w:r>
+      <w:proofErr w:type="gramStart"/>
       <w:r>
         <w:rPr>
           <w:b/>
@@ -459,6 +452,7 @@
         </w:rPr>
         <w:t>1</w:t>
       </w:r>
+      <w:proofErr w:type="gramEnd"/>
       <w:r>
         <w:fldChar w:fldCharType="end"/>
       </w:r>
@@ -822,7 +816,19 @@
         <w:t xml:space="preserve"> Why is a default password no </w:t>
       </w:r>
       <w:r>
-        <w:t>longer used and a unique password is now created when the SD card is initially configures?</w:t>
+        <w:t xml:space="preserve">longer </w:t>
+      </w:r>
+      <w:r>
+        <w:t>used,</w:t>
+      </w:r>
+      <w:r>
+        <w:t xml:space="preserve"> and a unique password is now created when the SD card is initially configure</w:t>
+      </w:r>
+      <w:r>
+        <w:t>d</w:t>
+      </w:r>
+      <w:r>
+        <w:t>?</w:t>
       </w:r>
     </w:p>
     <w:tbl>
@@ -859,15 +865,7 @@
         <w:spacing w:before="240"/>
       </w:pPr>
       <w:r>
-        <w:t xml:space="preserve">The default password created for this course is </w:t>
-      </w:r>
-      <w:proofErr w:type="spellStart"/>
-      <w:r>
-        <w:t>nmc_ram</w:t>
-      </w:r>
-      <w:proofErr w:type="spellEnd"/>
-      <w:r>
-        <w:t xml:space="preserve">. </w:t>
+        <w:t xml:space="preserve">The default password created for this course is nmc_ram. </w:t>
       </w:r>
       <w:r>
         <w:t>Why is it crucial to create a new password for your device during setup?</w:t>
@@ -1108,8 +1106,12 @@
       </w:pPr>
     </w:p>
     <w:sectPr>
-      <w:headerReference w:type="default" r:id="rId9"/>
-      <w:footerReference w:type="default" r:id="rId10"/>
+      <w:headerReference w:type="even" r:id="rId9"/>
+      <w:headerReference w:type="default" r:id="rId10"/>
+      <w:footerReference w:type="even" r:id="rId11"/>
+      <w:footerReference w:type="default" r:id="rId12"/>
+      <w:headerReference w:type="first" r:id="rId13"/>
+      <w:footerReference w:type="first" r:id="rId14"/>
       <w:pgSz w:w="12240" w:h="15840"/>
       <w:pgMar w:top="1440" w:right="1440" w:bottom="1440" w:left="1440" w:header="720" w:footer="720" w:gutter="0"/>
       <w:cols w:space="720"/>
@@ -1120,7 +1122,7 @@
 </file>
 
 <file path=word/endnotes.xml><?xml version="1.0" encoding="utf-8"?>
-<w:endnotes xmlns:wpc="http://schemas.microsoft.com/office/word/2010/wordprocessingCanvas" xmlns:cx="http://schemas.microsoft.com/office/drawing/2014/chartex" xmlns:cx1="http://schemas.microsoft.com/office/drawing/2015/9/8/chartex" xmlns:cx2="http://schemas.microsoft.com/office/drawing/2015/10/21/chartex" xmlns:cx3="http://schemas.microsoft.com/office/drawing/2016/5/9/chartex" xmlns:cx4="http://schemas.microsoft.com/office/drawing/2016/5/10/chartex" xmlns:cx5="http://schemas.microsoft.com/office/drawing/2016/5/11/chartex" xmlns:cx6="http://schemas.microsoft.com/office/drawing/2016/5/12/chartex" xmlns:cx7="http://schemas.microsoft.com/office/drawing/2016/5/13/chartex" xmlns:cx8="http://schemas.microsoft.com/office/drawing/2016/5/14/chartex" xmlns:mc="http://schemas.openxmlformats.org/markup-compatibility/2006" xmlns:aink="http://schemas.microsoft.com/office/drawing/2016/ink" xmlns:am3d="http://schemas.microsoft.com/office/drawing/2017/model3d" xmlns:o="urn:schemas-microsoft-com:office:office" xmlns:oel="http://schemas.microsoft.com/office/2019/extlst" xmlns:r="http://schemas.openxmlformats.org/officeDocument/2006/relationships" xmlns:m="http://schemas.openxmlformats.org/officeDocument/2006/math" xmlns:v="urn:schemas-microsoft-com:vml" xmlns:wp14="http://schemas.microsoft.com/office/word/2010/wordprocessingDrawing" xmlns:wp="http://schemas.openxmlformats.org/drawingml/2006/wordprocessingDrawing" xmlns:w10="urn:schemas-microsoft-com:office:word" xmlns:w="http://schemas.openxmlformats.org/wordprocessingml/2006/main" xmlns:w14="http://schemas.microsoft.com/office/word/2010/wordml" xmlns:w15="http://schemas.microsoft.com/office/word/2012/wordml" xmlns:w16cex="http://schemas.microsoft.com/office/word/2018/wordml/cex" xmlns:w16cid="http://schemas.microsoft.com/office/word/2016/wordml/cid" xmlns:w16="http://schemas.microsoft.com/office/word/2018/wordml" xmlns:w16du="http://schemas.microsoft.com/office/word/2023/wordml/word16du" xmlns:w16sdtdh="http://schemas.microsoft.com/office/word/2020/wordml/sdtdatahash" xmlns:w16se="http://schemas.microsoft.com/office/word/2015/wordml/symex" xmlns:wpg="http://schemas.microsoft.com/office/word/2010/wordprocessingGroup" xmlns:wpi="http://schemas.microsoft.com/office/word/2010/wordprocessingInk" xmlns:wne="http://schemas.microsoft.com/office/word/2006/wordml" xmlns:wps="http://schemas.microsoft.com/office/word/2010/wordprocessingShape" mc:Ignorable="w14 w15 w16se w16cid w16 w16cex w16sdtdh w16du wp14">
+<w:endnotes xmlns:wpc="http://schemas.microsoft.com/office/word/2010/wordprocessingCanvas" xmlns:cx="http://schemas.microsoft.com/office/drawing/2014/chartex" xmlns:cx1="http://schemas.microsoft.com/office/drawing/2015/9/8/chartex" xmlns:cx2="http://schemas.microsoft.com/office/drawing/2015/10/21/chartex" xmlns:cx3="http://schemas.microsoft.com/office/drawing/2016/5/9/chartex" xmlns:cx4="http://schemas.microsoft.com/office/drawing/2016/5/10/chartex" xmlns:cx5="http://schemas.microsoft.com/office/drawing/2016/5/11/chartex" xmlns:cx6="http://schemas.microsoft.com/office/drawing/2016/5/12/chartex" xmlns:cx7="http://schemas.microsoft.com/office/drawing/2016/5/13/chartex" xmlns:cx8="http://schemas.microsoft.com/office/drawing/2016/5/14/chartex" xmlns:mc="http://schemas.openxmlformats.org/markup-compatibility/2006" xmlns:aink="http://schemas.microsoft.com/office/drawing/2016/ink" xmlns:am3d="http://schemas.microsoft.com/office/drawing/2017/model3d" xmlns:o="urn:schemas-microsoft-com:office:office" xmlns:oel="http://schemas.microsoft.com/office/2019/extlst" xmlns:r="http://schemas.openxmlformats.org/officeDocument/2006/relationships" xmlns:m="http://schemas.openxmlformats.org/officeDocument/2006/math" xmlns:v="urn:schemas-microsoft-com:vml" xmlns:wp14="http://schemas.microsoft.com/office/word/2010/wordprocessingDrawing" xmlns:wp="http://schemas.openxmlformats.org/drawingml/2006/wordprocessingDrawing" xmlns:w10="urn:schemas-microsoft-com:office:word" xmlns:w="http://schemas.openxmlformats.org/wordprocessingml/2006/main" xmlns:w14="http://schemas.microsoft.com/office/word/2010/wordml" xmlns:w15="http://schemas.microsoft.com/office/word/2012/wordml" xmlns:w16cex="http://schemas.microsoft.com/office/word/2018/wordml/cex" xmlns:w16cid="http://schemas.microsoft.com/office/word/2016/wordml/cid" xmlns:w16="http://schemas.microsoft.com/office/word/2018/wordml" xmlns:w16du="http://schemas.microsoft.com/office/word/2023/wordml/word16du" xmlns:w16sdtdh="http://schemas.microsoft.com/office/word/2020/wordml/sdtdatahash" xmlns:w16sdtfl="http://schemas.microsoft.com/office/word/2024/wordml/sdtformatlock" xmlns:w16se="http://schemas.microsoft.com/office/word/2015/wordml/symex" xmlns:wpg="http://schemas.microsoft.com/office/word/2010/wordprocessingGroup" xmlns:wpi="http://schemas.microsoft.com/office/word/2010/wordprocessingInk" xmlns:wne="http://schemas.microsoft.com/office/word/2006/wordml" xmlns:wps="http://schemas.microsoft.com/office/word/2010/wordprocessingShape" mc:Ignorable="w14 w15 w16se w16cid w16 w16cex w16sdtdh w16sdtfl w16du wp14">
   <w:endnote w:type="separator" w:id="-1">
     <w:p>
       <w:pPr>
@@ -1145,7 +1147,17 @@
 </file>
 
 <file path=word/footer1.xml><?xml version="1.0" encoding="utf-8"?>
-<w:ftr xmlns:wpc="http://schemas.microsoft.com/office/word/2010/wordprocessingCanvas" xmlns:cx="http://schemas.microsoft.com/office/drawing/2014/chartex" xmlns:cx1="http://schemas.microsoft.com/office/drawing/2015/9/8/chartex" xmlns:cx2="http://schemas.microsoft.com/office/drawing/2015/10/21/chartex" xmlns:cx3="http://schemas.microsoft.com/office/drawing/2016/5/9/chartex" xmlns:cx4="http://schemas.microsoft.com/office/drawing/2016/5/10/chartex" xmlns:cx5="http://schemas.microsoft.com/office/drawing/2016/5/11/chartex" xmlns:cx6="http://schemas.microsoft.com/office/drawing/2016/5/12/chartex" xmlns:cx7="http://schemas.microsoft.com/office/drawing/2016/5/13/chartex" xmlns:cx8="http://schemas.microsoft.com/office/drawing/2016/5/14/chartex" xmlns:mc="http://schemas.openxmlformats.org/markup-compatibility/2006" xmlns:aink="http://schemas.microsoft.com/office/drawing/2016/ink" xmlns:am3d="http://schemas.microsoft.com/office/drawing/2017/model3d" xmlns:o="urn:schemas-microsoft-com:office:office" xmlns:oel="http://schemas.microsoft.com/office/2019/extlst" xmlns:r="http://schemas.openxmlformats.org/officeDocument/2006/relationships" xmlns:m="http://schemas.openxmlformats.org/officeDocument/2006/math" xmlns:v="urn:schemas-microsoft-com:vml" xmlns:wp14="http://schemas.microsoft.com/office/word/2010/wordprocessingDrawing" xmlns:wp="http://schemas.openxmlformats.org/drawingml/2006/wordprocessingDrawing" xmlns:w10="urn:schemas-microsoft-com:office:word" xmlns:w="http://schemas.openxmlformats.org/wordprocessingml/2006/main" xmlns:w14="http://schemas.microsoft.com/office/word/2010/wordml" xmlns:w15="http://schemas.microsoft.com/office/word/2012/wordml" xmlns:w16cex="http://schemas.microsoft.com/office/word/2018/wordml/cex" xmlns:w16cid="http://schemas.microsoft.com/office/word/2016/wordml/cid" xmlns:w16="http://schemas.microsoft.com/office/word/2018/wordml" xmlns:w16du="http://schemas.microsoft.com/office/word/2023/wordml/word16du" xmlns:w16sdtdh="http://schemas.microsoft.com/office/word/2020/wordml/sdtdatahash" xmlns:w16se="http://schemas.microsoft.com/office/word/2015/wordml/symex" xmlns:wpg="http://schemas.microsoft.com/office/word/2010/wordprocessingGroup" xmlns:wpi="http://schemas.microsoft.com/office/word/2010/wordprocessingInk" xmlns:wne="http://schemas.microsoft.com/office/word/2006/wordml" xmlns:wps="http://schemas.microsoft.com/office/word/2010/wordprocessingShape" mc:Ignorable="w14 w15 w16se w16cid w16 w16cex w16sdtdh w16du wp14">
+<w:ftr xmlns:wpc="http://schemas.microsoft.com/office/word/2010/wordprocessingCanvas" xmlns:cx="http://schemas.microsoft.com/office/drawing/2014/chartex" xmlns:cx1="http://schemas.microsoft.com/office/drawing/2015/9/8/chartex" xmlns:cx2="http://schemas.microsoft.com/office/drawing/2015/10/21/chartex" xmlns:cx3="http://schemas.microsoft.com/office/drawing/2016/5/9/chartex" xmlns:cx4="http://schemas.microsoft.com/office/drawing/2016/5/10/chartex" xmlns:cx5="http://schemas.microsoft.com/office/drawing/2016/5/11/chartex" xmlns:cx6="http://schemas.microsoft.com/office/drawing/2016/5/12/chartex" xmlns:cx7="http://schemas.microsoft.com/office/drawing/2016/5/13/chartex" xmlns:cx8="http://schemas.microsoft.com/office/drawing/2016/5/14/chartex" xmlns:mc="http://schemas.openxmlformats.org/markup-compatibility/2006" xmlns:aink="http://schemas.microsoft.com/office/drawing/2016/ink" xmlns:am3d="http://schemas.microsoft.com/office/drawing/2017/model3d" xmlns:o="urn:schemas-microsoft-com:office:office" xmlns:oel="http://schemas.microsoft.com/office/2019/extlst" xmlns:r="http://schemas.openxmlformats.org/officeDocument/2006/relationships" xmlns:m="http://schemas.openxmlformats.org/officeDocument/2006/math" xmlns:v="urn:schemas-microsoft-com:vml" xmlns:wp14="http://schemas.microsoft.com/office/word/2010/wordprocessingDrawing" xmlns:wp="http://schemas.openxmlformats.org/drawingml/2006/wordprocessingDrawing" xmlns:w10="urn:schemas-microsoft-com:office:word" xmlns:w="http://schemas.openxmlformats.org/wordprocessingml/2006/main" xmlns:w14="http://schemas.microsoft.com/office/word/2010/wordml" xmlns:w15="http://schemas.microsoft.com/office/word/2012/wordml" xmlns:w16cex="http://schemas.microsoft.com/office/word/2018/wordml/cex" xmlns:w16cid="http://schemas.microsoft.com/office/word/2016/wordml/cid" xmlns:w16="http://schemas.microsoft.com/office/word/2018/wordml" xmlns:w16du="http://schemas.microsoft.com/office/word/2023/wordml/word16du" xmlns:w16sdtdh="http://schemas.microsoft.com/office/word/2020/wordml/sdtdatahash" xmlns:w16sdtfl="http://schemas.microsoft.com/office/word/2024/wordml/sdtformatlock" xmlns:w16se="http://schemas.microsoft.com/office/word/2015/wordml/symex" xmlns:wpg="http://schemas.microsoft.com/office/word/2010/wordprocessingGroup" xmlns:wpi="http://schemas.microsoft.com/office/word/2010/wordprocessingInk" xmlns:wne="http://schemas.microsoft.com/office/word/2006/wordml" xmlns:wps="http://schemas.microsoft.com/office/word/2010/wordprocessingShape" mc:Ignorable="w14 w15 w16se w16cid w16 w16cex w16sdtdh w16sdtfl w16du wp14">
+  <w:p>
+    <w:pPr>
+      <w:pStyle w:val="Footer"/>
+    </w:pPr>
+  </w:p>
+</w:ftr>
+</file>
+
+<file path=word/footer2.xml><?xml version="1.0" encoding="utf-8"?>
+<w:ftr xmlns:wpc="http://schemas.microsoft.com/office/word/2010/wordprocessingCanvas" xmlns:cx="http://schemas.microsoft.com/office/drawing/2014/chartex" xmlns:cx1="http://schemas.microsoft.com/office/drawing/2015/9/8/chartex" xmlns:cx2="http://schemas.microsoft.com/office/drawing/2015/10/21/chartex" xmlns:cx3="http://schemas.microsoft.com/office/drawing/2016/5/9/chartex" xmlns:cx4="http://schemas.microsoft.com/office/drawing/2016/5/10/chartex" xmlns:cx5="http://schemas.microsoft.com/office/drawing/2016/5/11/chartex" xmlns:cx6="http://schemas.microsoft.com/office/drawing/2016/5/12/chartex" xmlns:cx7="http://schemas.microsoft.com/office/drawing/2016/5/13/chartex" xmlns:cx8="http://schemas.microsoft.com/office/drawing/2016/5/14/chartex" xmlns:mc="http://schemas.openxmlformats.org/markup-compatibility/2006" xmlns:aink="http://schemas.microsoft.com/office/drawing/2016/ink" xmlns:am3d="http://schemas.microsoft.com/office/drawing/2017/model3d" xmlns:o="urn:schemas-microsoft-com:office:office" xmlns:oel="http://schemas.microsoft.com/office/2019/extlst" xmlns:r="http://schemas.openxmlformats.org/officeDocument/2006/relationships" xmlns:m="http://schemas.openxmlformats.org/officeDocument/2006/math" xmlns:v="urn:schemas-microsoft-com:vml" xmlns:wp14="http://schemas.microsoft.com/office/word/2010/wordprocessingDrawing" xmlns:wp="http://schemas.openxmlformats.org/drawingml/2006/wordprocessingDrawing" xmlns:w10="urn:schemas-microsoft-com:office:word" xmlns:w="http://schemas.openxmlformats.org/wordprocessingml/2006/main" xmlns:w14="http://schemas.microsoft.com/office/word/2010/wordml" xmlns:w15="http://schemas.microsoft.com/office/word/2012/wordml" xmlns:w16cex="http://schemas.microsoft.com/office/word/2018/wordml/cex" xmlns:w16cid="http://schemas.microsoft.com/office/word/2016/wordml/cid" xmlns:w16="http://schemas.microsoft.com/office/word/2018/wordml" xmlns:w16du="http://schemas.microsoft.com/office/word/2023/wordml/word16du" xmlns:w16sdtdh="http://schemas.microsoft.com/office/word/2020/wordml/sdtdatahash" xmlns:w16sdtfl="http://schemas.microsoft.com/office/word/2024/wordml/sdtformatlock" xmlns:w16se="http://schemas.microsoft.com/office/word/2015/wordml/symex" xmlns:wpg="http://schemas.microsoft.com/office/word/2010/wordprocessingGroup" xmlns:wpi="http://schemas.microsoft.com/office/word/2010/wordprocessingInk" xmlns:wne="http://schemas.microsoft.com/office/word/2006/wordml" xmlns:wps="http://schemas.microsoft.com/office/word/2010/wordprocessingShape" mc:Ignorable="w14 w15 w16se w16cid w16 w16cex w16sdtdh w16sdtfl w16du wp14">
   <w:sdt>
     <w:sdtPr>
       <w:id w:val="973801655"/>
@@ -1207,14 +1219,48 @@
         <w:sz w:val="18"/>
         <w:szCs w:val="18"/>
       </w:rPr>
-      <w:t>© 2020, Keith E. Kelly. All rights reserved.</w:t>
+      <w:t xml:space="preserve">© </w:t>
+    </w:r>
+    <w:r>
+      <w:rPr>
+        <w:rStyle w:val="SubtleEmphasis"/>
+        <w:sz w:val="18"/>
+        <w:szCs w:val="18"/>
+      </w:rPr>
+      <w:t>202</w:t>
+    </w:r>
+    <w:r>
+      <w:rPr>
+        <w:rStyle w:val="SubtleEmphasis"/>
+        <w:sz w:val="18"/>
+        <w:szCs w:val="18"/>
+      </w:rPr>
+      <w:t>5</w:t>
+    </w:r>
+    <w:r>
+      <w:rPr>
+        <w:rStyle w:val="SubtleEmphasis"/>
+        <w:sz w:val="18"/>
+        <w:szCs w:val="18"/>
+      </w:rPr>
+      <w:t>, Keith E. Kelly. All rights reserved.</w:t>
     </w:r>
   </w:p>
 </w:ftr>
 </file>
 
+<file path=word/footer3.xml><?xml version="1.0" encoding="utf-8"?>
+<w:ftr xmlns:wpc="http://schemas.microsoft.com/office/word/2010/wordprocessingCanvas" xmlns:cx="http://schemas.microsoft.com/office/drawing/2014/chartex" xmlns:cx1="http://schemas.microsoft.com/office/drawing/2015/9/8/chartex" xmlns:cx2="http://schemas.microsoft.com/office/drawing/2015/10/21/chartex" xmlns:cx3="http://schemas.microsoft.com/office/drawing/2016/5/9/chartex" xmlns:cx4="http://schemas.microsoft.com/office/drawing/2016/5/10/chartex" xmlns:cx5="http://schemas.microsoft.com/office/drawing/2016/5/11/chartex" xmlns:cx6="http://schemas.microsoft.com/office/drawing/2016/5/12/chartex" xmlns:cx7="http://schemas.microsoft.com/office/drawing/2016/5/13/chartex" xmlns:cx8="http://schemas.microsoft.com/office/drawing/2016/5/14/chartex" xmlns:mc="http://schemas.openxmlformats.org/markup-compatibility/2006" xmlns:aink="http://schemas.microsoft.com/office/drawing/2016/ink" xmlns:am3d="http://schemas.microsoft.com/office/drawing/2017/model3d" xmlns:o="urn:schemas-microsoft-com:office:office" xmlns:oel="http://schemas.microsoft.com/office/2019/extlst" xmlns:r="http://schemas.openxmlformats.org/officeDocument/2006/relationships" xmlns:m="http://schemas.openxmlformats.org/officeDocument/2006/math" xmlns:v="urn:schemas-microsoft-com:vml" xmlns:wp14="http://schemas.microsoft.com/office/word/2010/wordprocessingDrawing" xmlns:wp="http://schemas.openxmlformats.org/drawingml/2006/wordprocessingDrawing" xmlns:w10="urn:schemas-microsoft-com:office:word" xmlns:w="http://schemas.openxmlformats.org/wordprocessingml/2006/main" xmlns:w14="http://schemas.microsoft.com/office/word/2010/wordml" xmlns:w15="http://schemas.microsoft.com/office/word/2012/wordml" xmlns:w16cex="http://schemas.microsoft.com/office/word/2018/wordml/cex" xmlns:w16cid="http://schemas.microsoft.com/office/word/2016/wordml/cid" xmlns:w16="http://schemas.microsoft.com/office/word/2018/wordml" xmlns:w16du="http://schemas.microsoft.com/office/word/2023/wordml/word16du" xmlns:w16sdtdh="http://schemas.microsoft.com/office/word/2020/wordml/sdtdatahash" xmlns:w16sdtfl="http://schemas.microsoft.com/office/word/2024/wordml/sdtformatlock" xmlns:w16se="http://schemas.microsoft.com/office/word/2015/wordml/symex" xmlns:wpg="http://schemas.microsoft.com/office/word/2010/wordprocessingGroup" xmlns:wpi="http://schemas.microsoft.com/office/word/2010/wordprocessingInk" xmlns:wne="http://schemas.microsoft.com/office/word/2006/wordml" xmlns:wps="http://schemas.microsoft.com/office/word/2010/wordprocessingShape" mc:Ignorable="w14 w15 w16se w16cid w16 w16cex w16sdtdh w16sdtfl w16du wp14">
+  <w:p>
+    <w:pPr>
+      <w:pStyle w:val="Footer"/>
+    </w:pPr>
+  </w:p>
+</w:ftr>
+</file>
+
 <file path=word/footnotes.xml><?xml version="1.0" encoding="utf-8"?>
-<w:footnotes xmlns:wpc="http://schemas.microsoft.com/office/word/2010/wordprocessingCanvas" xmlns:cx="http://schemas.microsoft.com/office/drawing/2014/chartex" xmlns:cx1="http://schemas.microsoft.com/office/drawing/2015/9/8/chartex" xmlns:cx2="http://schemas.microsoft.com/office/drawing/2015/10/21/chartex" xmlns:cx3="http://schemas.microsoft.com/office/drawing/2016/5/9/chartex" xmlns:cx4="http://schemas.microsoft.com/office/drawing/2016/5/10/chartex" xmlns:cx5="http://schemas.microsoft.com/office/drawing/2016/5/11/chartex" xmlns:cx6="http://schemas.microsoft.com/office/drawing/2016/5/12/chartex" xmlns:cx7="http://schemas.microsoft.com/office/drawing/2016/5/13/chartex" xmlns:cx8="http://schemas.microsoft.com/office/drawing/2016/5/14/chartex" xmlns:mc="http://schemas.openxmlformats.org/markup-compatibility/2006" xmlns:aink="http://schemas.microsoft.com/office/drawing/2016/ink" xmlns:am3d="http://schemas.microsoft.com/office/drawing/2017/model3d" xmlns:o="urn:schemas-microsoft-com:office:office" xmlns:oel="http://schemas.microsoft.com/office/2019/extlst" xmlns:r="http://schemas.openxmlformats.org/officeDocument/2006/relationships" xmlns:m="http://schemas.openxmlformats.org/officeDocument/2006/math" xmlns:v="urn:schemas-microsoft-com:vml" xmlns:wp14="http://schemas.microsoft.com/office/word/2010/wordprocessingDrawing" xmlns:wp="http://schemas.openxmlformats.org/drawingml/2006/wordprocessingDrawing" xmlns:w10="urn:schemas-microsoft-com:office:word" xmlns:w="http://schemas.openxmlformats.org/wordprocessingml/2006/main" xmlns:w14="http://schemas.microsoft.com/office/word/2010/wordml" xmlns:w15="http://schemas.microsoft.com/office/word/2012/wordml" xmlns:w16cex="http://schemas.microsoft.com/office/word/2018/wordml/cex" xmlns:w16cid="http://schemas.microsoft.com/office/word/2016/wordml/cid" xmlns:w16="http://schemas.microsoft.com/office/word/2018/wordml" xmlns:w16du="http://schemas.microsoft.com/office/word/2023/wordml/word16du" xmlns:w16sdtdh="http://schemas.microsoft.com/office/word/2020/wordml/sdtdatahash" xmlns:w16se="http://schemas.microsoft.com/office/word/2015/wordml/symex" xmlns:wpg="http://schemas.microsoft.com/office/word/2010/wordprocessingGroup" xmlns:wpi="http://schemas.microsoft.com/office/word/2010/wordprocessingInk" xmlns:wne="http://schemas.microsoft.com/office/word/2006/wordml" xmlns:wps="http://schemas.microsoft.com/office/word/2010/wordprocessingShape" mc:Ignorable="w14 w15 w16se w16cid w16 w16cex w16sdtdh w16du wp14">
+<w:footnotes xmlns:wpc="http://schemas.microsoft.com/office/word/2010/wordprocessingCanvas" xmlns:cx="http://schemas.microsoft.com/office/drawing/2014/chartex" xmlns:cx1="http://schemas.microsoft.com/office/drawing/2015/9/8/chartex" xmlns:cx2="http://schemas.microsoft.com/office/drawing/2015/10/21/chartex" xmlns:cx3="http://schemas.microsoft.com/office/drawing/2016/5/9/chartex" xmlns:cx4="http://schemas.microsoft.com/office/drawing/2016/5/10/chartex" xmlns:cx5="http://schemas.microsoft.com/office/drawing/2016/5/11/chartex" xmlns:cx6="http://schemas.microsoft.com/office/drawing/2016/5/12/chartex" xmlns:cx7="http://schemas.microsoft.com/office/drawing/2016/5/13/chartex" xmlns:cx8="http://schemas.microsoft.com/office/drawing/2016/5/14/chartex" xmlns:mc="http://schemas.openxmlformats.org/markup-compatibility/2006" xmlns:aink="http://schemas.microsoft.com/office/drawing/2016/ink" xmlns:am3d="http://schemas.microsoft.com/office/drawing/2017/model3d" xmlns:o="urn:schemas-microsoft-com:office:office" xmlns:oel="http://schemas.microsoft.com/office/2019/extlst" xmlns:r="http://schemas.openxmlformats.org/officeDocument/2006/relationships" xmlns:m="http://schemas.openxmlformats.org/officeDocument/2006/math" xmlns:v="urn:schemas-microsoft-com:vml" xmlns:wp14="http://schemas.microsoft.com/office/word/2010/wordprocessingDrawing" xmlns:wp="http://schemas.openxmlformats.org/drawingml/2006/wordprocessingDrawing" xmlns:w10="urn:schemas-microsoft-com:office:word" xmlns:w="http://schemas.openxmlformats.org/wordprocessingml/2006/main" xmlns:w14="http://schemas.microsoft.com/office/word/2010/wordml" xmlns:w15="http://schemas.microsoft.com/office/word/2012/wordml" xmlns:w16cex="http://schemas.microsoft.com/office/word/2018/wordml/cex" xmlns:w16cid="http://schemas.microsoft.com/office/word/2016/wordml/cid" xmlns:w16="http://schemas.microsoft.com/office/word/2018/wordml" xmlns:w16du="http://schemas.microsoft.com/office/word/2023/wordml/word16du" xmlns:w16sdtdh="http://schemas.microsoft.com/office/word/2020/wordml/sdtdatahash" xmlns:w16sdtfl="http://schemas.microsoft.com/office/word/2024/wordml/sdtformatlock" xmlns:w16se="http://schemas.microsoft.com/office/word/2015/wordml/symex" xmlns:wpg="http://schemas.microsoft.com/office/word/2010/wordprocessingGroup" xmlns:wpi="http://schemas.microsoft.com/office/word/2010/wordprocessingInk" xmlns:wne="http://schemas.microsoft.com/office/word/2006/wordml" xmlns:wps="http://schemas.microsoft.com/office/word/2010/wordprocessingShape" mc:Ignorable="w14 w15 w16se w16cid w16 w16cex w16sdtdh w16sdtfl w16du wp14">
   <w:footnote w:type="separator" w:id="-1">
     <w:p>
       <w:pPr>
@@ -1239,7 +1285,17 @@
 </file>
 
 <file path=word/header1.xml><?xml version="1.0" encoding="utf-8"?>
-<w:hdr xmlns:wpc="http://schemas.microsoft.com/office/word/2010/wordprocessingCanvas" xmlns:cx="http://schemas.microsoft.com/office/drawing/2014/chartex" xmlns:cx1="http://schemas.microsoft.com/office/drawing/2015/9/8/chartex" xmlns:cx2="http://schemas.microsoft.com/office/drawing/2015/10/21/chartex" xmlns:cx3="http://schemas.microsoft.com/office/drawing/2016/5/9/chartex" xmlns:cx4="http://schemas.microsoft.com/office/drawing/2016/5/10/chartex" xmlns:cx5="http://schemas.microsoft.com/office/drawing/2016/5/11/chartex" xmlns:cx6="http://schemas.microsoft.com/office/drawing/2016/5/12/chartex" xmlns:cx7="http://schemas.microsoft.com/office/drawing/2016/5/13/chartex" xmlns:cx8="http://schemas.microsoft.com/office/drawing/2016/5/14/chartex" xmlns:mc="http://schemas.openxmlformats.org/markup-compatibility/2006" xmlns:aink="http://schemas.microsoft.com/office/drawing/2016/ink" xmlns:am3d="http://schemas.microsoft.com/office/drawing/2017/model3d" xmlns:o="urn:schemas-microsoft-com:office:office" xmlns:oel="http://schemas.microsoft.com/office/2019/extlst" xmlns:r="http://schemas.openxmlformats.org/officeDocument/2006/relationships" xmlns:m="http://schemas.openxmlformats.org/officeDocument/2006/math" xmlns:v="urn:schemas-microsoft-com:vml" xmlns:wp14="http://schemas.microsoft.com/office/word/2010/wordprocessingDrawing" xmlns:wp="http://schemas.openxmlformats.org/drawingml/2006/wordprocessingDrawing" xmlns:w10="urn:schemas-microsoft-com:office:word" xmlns:w="http://schemas.openxmlformats.org/wordprocessingml/2006/main" xmlns:w14="http://schemas.microsoft.com/office/word/2010/wordml" xmlns:w15="http://schemas.microsoft.com/office/word/2012/wordml" xmlns:w16cex="http://schemas.microsoft.com/office/word/2018/wordml/cex" xmlns:w16cid="http://schemas.microsoft.com/office/word/2016/wordml/cid" xmlns:w16="http://schemas.microsoft.com/office/word/2018/wordml" xmlns:w16du="http://schemas.microsoft.com/office/word/2023/wordml/word16du" xmlns:w16sdtdh="http://schemas.microsoft.com/office/word/2020/wordml/sdtdatahash" xmlns:w16se="http://schemas.microsoft.com/office/word/2015/wordml/symex" xmlns:wpg="http://schemas.microsoft.com/office/word/2010/wordprocessingGroup" xmlns:wpi="http://schemas.microsoft.com/office/word/2010/wordprocessingInk" xmlns:wne="http://schemas.microsoft.com/office/word/2006/wordml" xmlns:wps="http://schemas.microsoft.com/office/word/2010/wordprocessingShape" mc:Ignorable="w14 w15 w16se w16cid w16 w16cex w16sdtdh w16du wp14">
+<w:hdr xmlns:wpc="http://schemas.microsoft.com/office/word/2010/wordprocessingCanvas" xmlns:cx="http://schemas.microsoft.com/office/drawing/2014/chartex" xmlns:cx1="http://schemas.microsoft.com/office/drawing/2015/9/8/chartex" xmlns:cx2="http://schemas.microsoft.com/office/drawing/2015/10/21/chartex" xmlns:cx3="http://schemas.microsoft.com/office/drawing/2016/5/9/chartex" xmlns:cx4="http://schemas.microsoft.com/office/drawing/2016/5/10/chartex" xmlns:cx5="http://schemas.microsoft.com/office/drawing/2016/5/11/chartex" xmlns:cx6="http://schemas.microsoft.com/office/drawing/2016/5/12/chartex" xmlns:cx7="http://schemas.microsoft.com/office/drawing/2016/5/13/chartex" xmlns:cx8="http://schemas.microsoft.com/office/drawing/2016/5/14/chartex" xmlns:mc="http://schemas.openxmlformats.org/markup-compatibility/2006" xmlns:aink="http://schemas.microsoft.com/office/drawing/2016/ink" xmlns:am3d="http://schemas.microsoft.com/office/drawing/2017/model3d" xmlns:o="urn:schemas-microsoft-com:office:office" xmlns:oel="http://schemas.microsoft.com/office/2019/extlst" xmlns:r="http://schemas.openxmlformats.org/officeDocument/2006/relationships" xmlns:m="http://schemas.openxmlformats.org/officeDocument/2006/math" xmlns:v="urn:schemas-microsoft-com:vml" xmlns:wp14="http://schemas.microsoft.com/office/word/2010/wordprocessingDrawing" xmlns:wp="http://schemas.openxmlformats.org/drawingml/2006/wordprocessingDrawing" xmlns:w10="urn:schemas-microsoft-com:office:word" xmlns:w="http://schemas.openxmlformats.org/wordprocessingml/2006/main" xmlns:w14="http://schemas.microsoft.com/office/word/2010/wordml" xmlns:w15="http://schemas.microsoft.com/office/word/2012/wordml" xmlns:w16cex="http://schemas.microsoft.com/office/word/2018/wordml/cex" xmlns:w16cid="http://schemas.microsoft.com/office/word/2016/wordml/cid" xmlns:w16="http://schemas.microsoft.com/office/word/2018/wordml" xmlns:w16du="http://schemas.microsoft.com/office/word/2023/wordml/word16du" xmlns:w16sdtdh="http://schemas.microsoft.com/office/word/2020/wordml/sdtdatahash" xmlns:w16sdtfl="http://schemas.microsoft.com/office/word/2024/wordml/sdtformatlock" xmlns:w16se="http://schemas.microsoft.com/office/word/2015/wordml/symex" xmlns:wpg="http://schemas.microsoft.com/office/word/2010/wordprocessingGroup" xmlns:wpi="http://schemas.microsoft.com/office/word/2010/wordprocessingInk" xmlns:wne="http://schemas.microsoft.com/office/word/2006/wordml" xmlns:wps="http://schemas.microsoft.com/office/word/2010/wordprocessingShape" mc:Ignorable="w14 w15 w16se w16cid w16 w16cex w16sdtdh w16sdtfl w16du wp14">
+  <w:p>
+    <w:pPr>
+      <w:pStyle w:val="Header"/>
+    </w:pPr>
+  </w:p>
+</w:hdr>
+</file>
+
+<file path=word/header2.xml><?xml version="1.0" encoding="utf-8"?>
+<w:hdr xmlns:wpc="http://schemas.microsoft.com/office/word/2010/wordprocessingCanvas" xmlns:cx="http://schemas.microsoft.com/office/drawing/2014/chartex" xmlns:cx1="http://schemas.microsoft.com/office/drawing/2015/9/8/chartex" xmlns:cx2="http://schemas.microsoft.com/office/drawing/2015/10/21/chartex" xmlns:cx3="http://schemas.microsoft.com/office/drawing/2016/5/9/chartex" xmlns:cx4="http://schemas.microsoft.com/office/drawing/2016/5/10/chartex" xmlns:cx5="http://schemas.microsoft.com/office/drawing/2016/5/11/chartex" xmlns:cx6="http://schemas.microsoft.com/office/drawing/2016/5/12/chartex" xmlns:cx7="http://schemas.microsoft.com/office/drawing/2016/5/13/chartex" xmlns:cx8="http://schemas.microsoft.com/office/drawing/2016/5/14/chartex" xmlns:mc="http://schemas.openxmlformats.org/markup-compatibility/2006" xmlns:aink="http://schemas.microsoft.com/office/drawing/2016/ink" xmlns:am3d="http://schemas.microsoft.com/office/drawing/2017/model3d" xmlns:o="urn:schemas-microsoft-com:office:office" xmlns:oel="http://schemas.microsoft.com/office/2019/extlst" xmlns:r="http://schemas.openxmlformats.org/officeDocument/2006/relationships" xmlns:m="http://schemas.openxmlformats.org/officeDocument/2006/math" xmlns:v="urn:schemas-microsoft-com:vml" xmlns:wp14="http://schemas.microsoft.com/office/word/2010/wordprocessingDrawing" xmlns:wp="http://schemas.openxmlformats.org/drawingml/2006/wordprocessingDrawing" xmlns:w10="urn:schemas-microsoft-com:office:word" xmlns:w="http://schemas.openxmlformats.org/wordprocessingml/2006/main" xmlns:w14="http://schemas.microsoft.com/office/word/2010/wordml" xmlns:w15="http://schemas.microsoft.com/office/word/2012/wordml" xmlns:w16cex="http://schemas.microsoft.com/office/word/2018/wordml/cex" xmlns:w16cid="http://schemas.microsoft.com/office/word/2016/wordml/cid" xmlns:w16="http://schemas.microsoft.com/office/word/2018/wordml" xmlns:w16du="http://schemas.microsoft.com/office/word/2023/wordml/word16du" xmlns:w16sdtdh="http://schemas.microsoft.com/office/word/2020/wordml/sdtdatahash" xmlns:w16sdtfl="http://schemas.microsoft.com/office/word/2024/wordml/sdtformatlock" xmlns:w16se="http://schemas.microsoft.com/office/word/2015/wordml/symex" xmlns:wpg="http://schemas.microsoft.com/office/word/2010/wordprocessingGroup" xmlns:wpi="http://schemas.microsoft.com/office/word/2010/wordprocessingInk" xmlns:wne="http://schemas.microsoft.com/office/word/2006/wordml" xmlns:wps="http://schemas.microsoft.com/office/word/2010/wordprocessingShape" mc:Ignorable="w14 w15 w16se w16cid w16 w16cex w16sdtdh w16sdtfl w16du wp14">
   <w:p>
     <w:pPr>
       <w:pStyle w:val="Heading1"/>
@@ -1258,8 +1314,18 @@
 </w:hdr>
 </file>
 
+<file path=word/header3.xml><?xml version="1.0" encoding="utf-8"?>
+<w:hdr xmlns:wpc="http://schemas.microsoft.com/office/word/2010/wordprocessingCanvas" xmlns:cx="http://schemas.microsoft.com/office/drawing/2014/chartex" xmlns:cx1="http://schemas.microsoft.com/office/drawing/2015/9/8/chartex" xmlns:cx2="http://schemas.microsoft.com/office/drawing/2015/10/21/chartex" xmlns:cx3="http://schemas.microsoft.com/office/drawing/2016/5/9/chartex" xmlns:cx4="http://schemas.microsoft.com/office/drawing/2016/5/10/chartex" xmlns:cx5="http://schemas.microsoft.com/office/drawing/2016/5/11/chartex" xmlns:cx6="http://schemas.microsoft.com/office/drawing/2016/5/12/chartex" xmlns:cx7="http://schemas.microsoft.com/office/drawing/2016/5/13/chartex" xmlns:cx8="http://schemas.microsoft.com/office/drawing/2016/5/14/chartex" xmlns:mc="http://schemas.openxmlformats.org/markup-compatibility/2006" xmlns:aink="http://schemas.microsoft.com/office/drawing/2016/ink" xmlns:am3d="http://schemas.microsoft.com/office/drawing/2017/model3d" xmlns:o="urn:schemas-microsoft-com:office:office" xmlns:oel="http://schemas.microsoft.com/office/2019/extlst" xmlns:r="http://schemas.openxmlformats.org/officeDocument/2006/relationships" xmlns:m="http://schemas.openxmlformats.org/officeDocument/2006/math" xmlns:v="urn:schemas-microsoft-com:vml" xmlns:wp14="http://schemas.microsoft.com/office/word/2010/wordprocessingDrawing" xmlns:wp="http://schemas.openxmlformats.org/drawingml/2006/wordprocessingDrawing" xmlns:w10="urn:schemas-microsoft-com:office:word" xmlns:w="http://schemas.openxmlformats.org/wordprocessingml/2006/main" xmlns:w14="http://schemas.microsoft.com/office/word/2010/wordml" xmlns:w15="http://schemas.microsoft.com/office/word/2012/wordml" xmlns:w16cex="http://schemas.microsoft.com/office/word/2018/wordml/cex" xmlns:w16cid="http://schemas.microsoft.com/office/word/2016/wordml/cid" xmlns:w16="http://schemas.microsoft.com/office/word/2018/wordml" xmlns:w16du="http://schemas.microsoft.com/office/word/2023/wordml/word16du" xmlns:w16sdtdh="http://schemas.microsoft.com/office/word/2020/wordml/sdtdatahash" xmlns:w16sdtfl="http://schemas.microsoft.com/office/word/2024/wordml/sdtformatlock" xmlns:w16se="http://schemas.microsoft.com/office/word/2015/wordml/symex" xmlns:wpg="http://schemas.microsoft.com/office/word/2010/wordprocessingGroup" xmlns:wpi="http://schemas.microsoft.com/office/word/2010/wordprocessingInk" xmlns:wne="http://schemas.microsoft.com/office/word/2006/wordml" xmlns:wps="http://schemas.microsoft.com/office/word/2010/wordprocessingShape" mc:Ignorable="w14 w15 w16se w16cid w16 w16cex w16sdtdh w16sdtfl w16du wp14">
+  <w:p>
+    <w:pPr>
+      <w:pStyle w:val="Header"/>
+    </w:pPr>
+  </w:p>
+</w:hdr>
+</file>
+
 <file path=word/numbering.xml><?xml version="1.0" encoding="utf-8"?>
-<w:numbering xmlns:wpc="http://schemas.microsoft.com/office/word/2010/wordprocessingCanvas" xmlns:cx="http://schemas.microsoft.com/office/drawing/2014/chartex" xmlns:cx1="http://schemas.microsoft.com/office/drawing/2015/9/8/chartex" xmlns:cx2="http://schemas.microsoft.com/office/drawing/2015/10/21/chartex" xmlns:cx3="http://schemas.microsoft.com/office/drawing/2016/5/9/chartex" xmlns:cx4="http://schemas.microsoft.com/office/drawing/2016/5/10/chartex" xmlns:cx5="http://schemas.microsoft.com/office/drawing/2016/5/11/chartex" xmlns:cx6="http://schemas.microsoft.com/office/drawing/2016/5/12/chartex" xmlns:cx7="http://schemas.microsoft.com/office/drawing/2016/5/13/chartex" xmlns:cx8="http://schemas.microsoft.com/office/drawing/2016/5/14/chartex" xmlns:mc="http://schemas.openxmlformats.org/markup-compatibility/2006" xmlns:aink="http://schemas.microsoft.com/office/drawing/2016/ink" xmlns:am3d="http://schemas.microsoft.com/office/drawing/2017/model3d" xmlns:o="urn:schemas-microsoft-com:office:office" xmlns:oel="http://schemas.microsoft.com/office/2019/extlst" xmlns:r="http://schemas.openxmlformats.org/officeDocument/2006/relationships" xmlns:m="http://schemas.openxmlformats.org/officeDocument/2006/math" xmlns:v="urn:schemas-microsoft-com:vml" xmlns:wp14="http://schemas.microsoft.com/office/word/2010/wordprocessingDrawing" xmlns:wp="http://schemas.openxmlformats.org/drawingml/2006/wordprocessingDrawing" xmlns:w10="urn:schemas-microsoft-com:office:word" xmlns:w="http://schemas.openxmlformats.org/wordprocessingml/2006/main" xmlns:w14="http://schemas.microsoft.com/office/word/2010/wordml" xmlns:w15="http://schemas.microsoft.com/office/word/2012/wordml" xmlns:w16cex="http://schemas.microsoft.com/office/word/2018/wordml/cex" xmlns:w16cid="http://schemas.microsoft.com/office/word/2016/wordml/cid" xmlns:w16="http://schemas.microsoft.com/office/word/2018/wordml" xmlns:w16du="http://schemas.microsoft.com/office/word/2023/wordml/word16du" xmlns:w16sdtdh="http://schemas.microsoft.com/office/word/2020/wordml/sdtdatahash" xmlns:w16se="http://schemas.microsoft.com/office/word/2015/wordml/symex" xmlns:wpg="http://schemas.microsoft.com/office/word/2010/wordprocessingGroup" xmlns:wpi="http://schemas.microsoft.com/office/word/2010/wordprocessingInk" xmlns:wne="http://schemas.microsoft.com/office/word/2006/wordml" xmlns:wps="http://schemas.microsoft.com/office/word/2010/wordprocessingShape" mc:Ignorable="w14 w15 w16se w16cid w16 w16cex w16sdtdh w16du wp14">
+<w:numbering xmlns:wpc="http://schemas.microsoft.com/office/word/2010/wordprocessingCanvas" xmlns:cx="http://schemas.microsoft.com/office/drawing/2014/chartex" xmlns:cx1="http://schemas.microsoft.com/office/drawing/2015/9/8/chartex" xmlns:cx2="http://schemas.microsoft.com/office/drawing/2015/10/21/chartex" xmlns:cx3="http://schemas.microsoft.com/office/drawing/2016/5/9/chartex" xmlns:cx4="http://schemas.microsoft.com/office/drawing/2016/5/10/chartex" xmlns:cx5="http://schemas.microsoft.com/office/drawing/2016/5/11/chartex" xmlns:cx6="http://schemas.microsoft.com/office/drawing/2016/5/12/chartex" xmlns:cx7="http://schemas.microsoft.com/office/drawing/2016/5/13/chartex" xmlns:cx8="http://schemas.microsoft.com/office/drawing/2016/5/14/chartex" xmlns:mc="http://schemas.openxmlformats.org/markup-compatibility/2006" xmlns:aink="http://schemas.microsoft.com/office/drawing/2016/ink" xmlns:am3d="http://schemas.microsoft.com/office/drawing/2017/model3d" xmlns:o="urn:schemas-microsoft-com:office:office" xmlns:oel="http://schemas.microsoft.com/office/2019/extlst" xmlns:r="http://schemas.openxmlformats.org/officeDocument/2006/relationships" xmlns:m="http://schemas.openxmlformats.org/officeDocument/2006/math" xmlns:v="urn:schemas-microsoft-com:vml" xmlns:wp14="http://schemas.microsoft.com/office/word/2010/wordprocessingDrawing" xmlns:wp="http://schemas.openxmlformats.org/drawingml/2006/wordprocessingDrawing" xmlns:w10="urn:schemas-microsoft-com:office:word" xmlns:w="http://schemas.openxmlformats.org/wordprocessingml/2006/main" xmlns:w14="http://schemas.microsoft.com/office/word/2010/wordml" xmlns:w15="http://schemas.microsoft.com/office/word/2012/wordml" xmlns:w16cex="http://schemas.microsoft.com/office/word/2018/wordml/cex" xmlns:w16cid="http://schemas.microsoft.com/office/word/2016/wordml/cid" xmlns:w16="http://schemas.microsoft.com/office/word/2018/wordml" xmlns:w16du="http://schemas.microsoft.com/office/word/2023/wordml/word16du" xmlns:w16sdtdh="http://schemas.microsoft.com/office/word/2020/wordml/sdtdatahash" xmlns:w16sdtfl="http://schemas.microsoft.com/office/word/2024/wordml/sdtformatlock" xmlns:w16se="http://schemas.microsoft.com/office/word/2015/wordml/symex" xmlns:wpg="http://schemas.microsoft.com/office/word/2010/wordprocessingGroup" xmlns:wpi="http://schemas.microsoft.com/office/word/2010/wordprocessingInk" xmlns:wne="http://schemas.microsoft.com/office/word/2006/wordml" xmlns:wps="http://schemas.microsoft.com/office/word/2010/wordprocessingShape" mc:Ignorable="w14 w15 w16se w16cid w16 w16cex w16sdtdh w16sdtfl w16du wp14">
   <w:abstractNum w:abstractNumId="0" w15:restartNumberingAfterBreak="0">
     <w:nsid w:val="0B9B6B9F"/>
     <w:multiLevelType w:val="hybridMultilevel"/>
@@ -2627,7 +2693,7 @@
 </file>
 
 <file path=word/styles.xml><?xml version="1.0" encoding="utf-8"?>
-<w:styles xmlns:mc="http://schemas.openxmlformats.org/markup-compatibility/2006" xmlns:r="http://schemas.openxmlformats.org/officeDocument/2006/relationships" xmlns:w="http://schemas.openxmlformats.org/wordprocessingml/2006/main" xmlns:w14="http://schemas.microsoft.com/office/word/2010/wordml" xmlns:w15="http://schemas.microsoft.com/office/word/2012/wordml" xmlns:w16cex="http://schemas.microsoft.com/office/word/2018/wordml/cex" xmlns:w16cid="http://schemas.microsoft.com/office/word/2016/wordml/cid" xmlns:w16="http://schemas.microsoft.com/office/word/2018/wordml" xmlns:w16du="http://schemas.microsoft.com/office/word/2023/wordml/word16du" xmlns:w16sdtdh="http://schemas.microsoft.com/office/word/2020/wordml/sdtdatahash" xmlns:w16se="http://schemas.microsoft.com/office/word/2015/wordml/symex" mc:Ignorable="w14 w15 w16se w16cid w16 w16cex w16sdtdh w16du">
+<w:styles xmlns:mc="http://schemas.openxmlformats.org/markup-compatibility/2006" xmlns:r="http://schemas.openxmlformats.org/officeDocument/2006/relationships" xmlns:w="http://schemas.openxmlformats.org/wordprocessingml/2006/main" xmlns:w14="http://schemas.microsoft.com/office/word/2010/wordml" xmlns:w15="http://schemas.microsoft.com/office/word/2012/wordml" xmlns:w16cex="http://schemas.microsoft.com/office/word/2018/wordml/cex" xmlns:w16cid="http://schemas.microsoft.com/office/word/2016/wordml/cid" xmlns:w16="http://schemas.microsoft.com/office/word/2018/wordml" xmlns:w16du="http://schemas.microsoft.com/office/word/2023/wordml/word16du" xmlns:w16sdtdh="http://schemas.microsoft.com/office/word/2020/wordml/sdtdatahash" xmlns:w16sdtfl="http://schemas.microsoft.com/office/word/2024/wordml/sdtformatlock" xmlns:w16se="http://schemas.microsoft.com/office/word/2015/wordml/symex" mc:Ignorable="w14 w15 w16se w16cid w16 w16cex w16sdtdh w16sdtfl w16du">
   <w:docDefaults>
     <w:rPrDefault>
       <w:rPr>
